--- a/output/Lernskript_Automation.docx
+++ b/output/Lernskript_Automation.docx
@@ -11744,6 +11744,428 @@
         <w:rPr>
           <w:sz w:val="22"/>
         </w:rPr>
+        <w:t xml:space="preserve">Die Vorlesung erklärt es über die </w:t>
+      </w:r>
+      <w:r>
+        <w:rPr>
+          <w:b/>
+          <w:sz w:val="22"/>
+        </w:rPr>
+        <w:t>Abarbeitungsreihenfolge</w:t>
+      </w:r>
+      <w:r>
+        <w:rPr>
+          <w:sz w:val="22"/>
+        </w:rPr>
+        <w:t>, und das ist für das Lesen der Folien der praktischere Zugang (Kap. 4.2/5). Die SPS arbeitet seriell ab, also gewinnt schlicht die zuletzt ausgeführte Anweisung:</w:t>
+      </w:r>
+    </w:p>
+    <w:tbl>
+      <w:tblPr>
+        <w:tblStyle w:val="TableGrid"/>
+        <w:tblW w:type="auto" w:w="0"/>
+        <w:tblLayout w:type="autofit"/>
+        <w:tblLook w:firstColumn="1" w:firstRow="1" w:lastColumn="0" w:lastRow="0" w:noHBand="0" w:noVBand="1" w:val="04A0"/>
+      </w:tblPr>
+      <w:tblGrid>
+        <w:gridCol w:w="3249"/>
+        <w:gridCol w:w="3249"/>
+        <w:gridCol w:w="3249"/>
+      </w:tblGrid>
+      <w:tr>
+        <w:trPr>
+          <w:cantSplit/>
+        </w:trPr>
+        <w:tc>
+          <w:tcPr>
+            <w:tcW w:type="dxa" w:w="3249"/>
+            <w:shd w:val="clear" w:fill="EEF2F7"/>
+          </w:tcPr>
+          <w:p>
+            <w:pPr>
+              <w:spacing w:after="0"/>
+            </w:pPr>
+            <w:r>
+              <w:rPr>
+                <w:b/>
+              </w:rPr>
+            </w:r>
+          </w:p>
+        </w:tc>
+        <w:tc>
+          <w:tcPr>
+            <w:tcW w:type="dxa" w:w="3249"/>
+            <w:shd w:val="clear" w:fill="EEF2F7"/>
+          </w:tcPr>
+          <w:p>
+            <w:pPr>
+              <w:spacing w:after="0"/>
+            </w:pPr>
+            <w:r>
+              <w:rPr>
+                <w:b/>
+              </w:rPr>
+            </w:r>
+            <w:r>
+              <w:rPr>
+                <w:b/>
+                <w:sz w:val="20"/>
+              </w:rPr>
+              <w:t>Speichern mit vorrangigem Rücksetzen</w:t>
+            </w:r>
+          </w:p>
+        </w:tc>
+        <w:tc>
+          <w:tcPr>
+            <w:tcW w:type="dxa" w:w="3249"/>
+            <w:shd w:val="clear" w:fill="EEF2F7"/>
+          </w:tcPr>
+          <w:p>
+            <w:pPr>
+              <w:spacing w:after="0"/>
+            </w:pPr>
+            <w:r>
+              <w:rPr>
+                <w:b/>
+              </w:rPr>
+            </w:r>
+            <w:r>
+              <w:rPr>
+                <w:b/>
+                <w:sz w:val="20"/>
+              </w:rPr>
+              <w:t>Speichern mit vorrangigem Setzen</w:t>
+            </w:r>
+          </w:p>
+        </w:tc>
+      </w:tr>
+      <w:tr>
+        <w:trPr>
+          <w:cantSplit/>
+        </w:trPr>
+        <w:tc>
+          <w:tcPr>
+            <w:tcW w:type="dxa" w:w="3249"/>
+          </w:tcPr>
+          <w:p>
+            <w:pPr>
+              <w:spacing w:after="0"/>
+            </w:pPr>
+            <w:r/>
+            <w:r>
+              <w:rPr>
+                <w:sz w:val="20"/>
+              </w:rPr>
+              <w:t>Anweisungsliste</w:t>
+            </w:r>
+          </w:p>
+        </w:tc>
+        <w:tc>
+          <w:tcPr>
+            <w:tcW w:type="dxa" w:w="3249"/>
+          </w:tcPr>
+          <w:p>
+            <w:pPr>
+              <w:spacing w:after="0"/>
+            </w:pPr>
+            <w:r/>
+            <w:r>
+              <w:rPr>
+                <w:rFonts w:ascii="Consolas" w:hAnsi="Consolas"/>
+                <w:sz w:val="20"/>
+              </w:rPr>
+              <w:t>U E1 / S A / U E0 / R A</w:t>
+            </w:r>
+          </w:p>
+        </w:tc>
+        <w:tc>
+          <w:tcPr>
+            <w:tcW w:type="dxa" w:w="3249"/>
+          </w:tcPr>
+          <w:p>
+            <w:pPr>
+              <w:spacing w:after="0"/>
+            </w:pPr>
+            <w:r/>
+            <w:r>
+              <w:rPr>
+                <w:rFonts w:ascii="Consolas" w:hAnsi="Consolas"/>
+                <w:sz w:val="20"/>
+              </w:rPr>
+              <w:t>U E0 / R A / U E1 / S A</w:t>
+            </w:r>
+          </w:p>
+        </w:tc>
+      </w:tr>
+      <w:tr>
+        <w:trPr>
+          <w:cantSplit/>
+        </w:trPr>
+        <w:tc>
+          <w:tcPr>
+            <w:tcW w:type="dxa" w:w="3249"/>
+          </w:tcPr>
+          <w:p>
+            <w:pPr>
+              <w:spacing w:after="0"/>
+            </w:pPr>
+            <w:r/>
+            <w:r>
+              <w:rPr>
+                <w:sz w:val="20"/>
+              </w:rPr>
+              <w:t>zuletzt ausgeführt</w:t>
+            </w:r>
+          </w:p>
+        </w:tc>
+        <w:tc>
+          <w:tcPr>
+            <w:tcW w:type="dxa" w:w="3249"/>
+          </w:tcPr>
+          <w:p>
+            <w:pPr>
+              <w:spacing w:after="0"/>
+            </w:pPr>
+            <w:r/>
+            <w:r>
+              <w:rPr>
+                <w:sz w:val="20"/>
+              </w:rPr>
+              <w:t>Rücksetzen → gewinnt</w:t>
+            </w:r>
+          </w:p>
+        </w:tc>
+        <w:tc>
+          <w:tcPr>
+            <w:tcW w:type="dxa" w:w="3249"/>
+          </w:tcPr>
+          <w:p>
+            <w:pPr>
+              <w:spacing w:after="0"/>
+            </w:pPr>
+            <w:r/>
+            <w:r>
+              <w:rPr>
+                <w:sz w:val="20"/>
+              </w:rPr>
+              <w:t>Setzen → gewinnt</w:t>
+            </w:r>
+          </w:p>
+        </w:tc>
+      </w:tr>
+      <w:tr>
+        <w:trPr>
+          <w:cantSplit/>
+        </w:trPr>
+        <w:tc>
+          <w:tcPr>
+            <w:tcW w:type="dxa" w:w="3249"/>
+          </w:tcPr>
+          <w:p>
+            <w:pPr>
+              <w:spacing w:after="0"/>
+            </w:pPr>
+            <w:r/>
+            <w:r>
+              <w:rPr>
+                <w:sz w:val="20"/>
+              </w:rPr>
+              <w:t>im Funktionsplan</w:t>
+            </w:r>
+          </w:p>
+        </w:tc>
+        <w:tc>
+          <w:tcPr>
+            <w:tcW w:type="dxa" w:w="3249"/>
+          </w:tcPr>
+          <w:p>
+            <w:pPr>
+              <w:spacing w:after="0"/>
+            </w:pPr>
+            <w:r/>
+            <w:r>
+              <w:rPr>
+                <w:sz w:val="20"/>
+              </w:rPr>
+              <w:t>R steht unten am Q</w:t>
+            </w:r>
+          </w:p>
+        </w:tc>
+        <w:tc>
+          <w:tcPr>
+            <w:tcW w:type="dxa" w:w="3249"/>
+          </w:tcPr>
+          <w:p>
+            <w:pPr>
+              <w:spacing w:after="0"/>
+            </w:pPr>
+            <w:r/>
+            <w:r>
+              <w:rPr>
+                <w:sz w:val="20"/>
+              </w:rPr>
+              <w:t>S steht unten am Q</w:t>
+            </w:r>
+          </w:p>
+        </w:tc>
+      </w:tr>
+    </w:tbl>
+    <w:p>
+      <w:pPr>
+        <w:spacing w:after="80"/>
+      </w:pPr>
+    </w:p>
+    <w:p>
+      <w:pPr>
+        <w:spacing w:after="80"/>
+      </w:pPr>
+      <w:r>
+        <w:rPr>
+          <w:sz w:val="22"/>
+        </w:rPr>
+        <w:t>In Strukturiertem Text sieht dasselbe so aus:</w:t>
+      </w:r>
+    </w:p>
+    <w:p>
+      <w:pPr>
+        <w:spacing w:after="0"/>
+        <w:ind w:left="283"/>
+      </w:pPr>
+      <w:r>
+        <w:rPr>
+          <w:rFonts w:ascii="Consolas" w:hAnsi="Consolas"/>
+          <w:sz w:val="20"/>
+        </w:rPr>
+        <w:t>(* vorrangiges Ruecksetzen *)</w:t>
+      </w:r>
+    </w:p>
+    <w:p>
+      <w:pPr>
+        <w:spacing w:after="0"/>
+        <w:ind w:left="283"/>
+      </w:pPr>
+      <w:r>
+        <w:rPr>
+          <w:rFonts w:ascii="Consolas" w:hAnsi="Consolas"/>
+          <w:sz w:val="20"/>
+        </w:rPr>
+        <w:t>IF E1 THEN A := TRUE;  END_IF;</w:t>
+      </w:r>
+    </w:p>
+    <w:p>
+      <w:pPr>
+        <w:spacing w:after="0"/>
+        <w:ind w:left="283"/>
+      </w:pPr>
+      <w:r>
+        <w:rPr>
+          <w:rFonts w:ascii="Consolas" w:hAnsi="Consolas"/>
+          <w:sz w:val="20"/>
+        </w:rPr>
+        <w:t>IF E0 THEN A := FALSE; END_IF;</w:t>
+      </w:r>
+    </w:p>
+    <w:p>
+      <w:pPr>
+        <w:spacing w:after="0"/>
+        <w:ind w:left="283"/>
+      </w:pPr>
+      <w:r>
+        <w:rPr>
+          <w:rFonts w:ascii="Consolas" w:hAnsi="Consolas"/>
+          <w:sz w:val="20"/>
+        </w:rPr>
+        <w:t xml:space="preserve"> </w:t>
+      </w:r>
+    </w:p>
+    <w:p>
+      <w:pPr>
+        <w:spacing w:after="0"/>
+        <w:ind w:left="283"/>
+      </w:pPr>
+      <w:r>
+        <w:rPr>
+          <w:rFonts w:ascii="Consolas" w:hAnsi="Consolas"/>
+          <w:sz w:val="20"/>
+        </w:rPr>
+        <w:t>(* vorrangiges Setzen *)</w:t>
+      </w:r>
+    </w:p>
+    <w:p>
+      <w:pPr>
+        <w:spacing w:after="0"/>
+        <w:ind w:left="283"/>
+      </w:pPr>
+      <w:r>
+        <w:rPr>
+          <w:rFonts w:ascii="Consolas" w:hAnsi="Consolas"/>
+          <w:sz w:val="20"/>
+        </w:rPr>
+        <w:t>IF E0 THEN A := FALSE; END_IF;</w:t>
+      </w:r>
+    </w:p>
+    <w:p>
+      <w:pPr>
+        <w:spacing w:after="0"/>
+        <w:ind w:left="283"/>
+      </w:pPr>
+      <w:r>
+        <w:rPr>
+          <w:rFonts w:ascii="Consolas" w:hAnsi="Consolas"/>
+          <w:sz w:val="20"/>
+        </w:rPr>
+        <w:t>IF E1 THEN A := TRUE;  END_IF;</w:t>
+      </w:r>
+    </w:p>
+    <w:p>
+      <w:pPr>
+        <w:spacing w:after="80"/>
+      </w:pPr>
+    </w:p>
+    <w:p>
+      <w:pPr>
+        <w:spacing w:before="120" w:after="120"/>
+        <w:ind w:left="240"/>
+        <w:shd w:val="clear" w:fill="EEF2F7"/>
+        <w:pBdr>
+          <w:left w:val="single" w:sz="18" w:space="6" w:color="1F3B57"/>
+        </w:pBdr>
+      </w:pPr>
+      <w:r>
+        <w:rPr>
+          <w:b/>
+          <w:sz w:val="22"/>
+        </w:rPr>
+        <w:t>Lesehilfe für den Funktionsplan:</w:t>
+      </w:r>
+      <w:r>
+        <w:rPr>
+          <w:sz w:val="22"/>
+        </w:rPr>
+        <w:t xml:space="preserve"> Welcher Eingang </w:t>
+      </w:r>
+      <w:r>
+        <w:rPr>
+          <w:b/>
+          <w:sz w:val="22"/>
+        </w:rPr>
+        <w:t>unten am Q</w:t>
+      </w:r>
+      <w:r>
+        <w:rPr>
+          <w:sz w:val="22"/>
+        </w:rPr>
+        <w:t xml:space="preserve"> steht, ist der dominante. Das ist schneller erkannt als der Bausteinname.</w:t>
+      </w:r>
+    </w:p>
+    <w:p>
+      <w:pPr>
+        <w:spacing w:after="80"/>
+      </w:pPr>
+      <w:r>
+        <w:rPr>
+          <w:sz w:val="22"/>
+        </w:rPr>
         <w:t xml:space="preserve">In der Sicherheitstechnik ist fast immer </w:t>
       </w:r>
       <w:r>
@@ -15963,7 +16385,426 @@
         <w:rPr>
           <w:sz w:val="22"/>
         </w:rPr>
-        <w:t>Die Zuordnungstabelle verbindet die technologische Beschreibung mit den SPS-Adressen und ist in fast jeder Übungsaufgabe der erste Teilschritt. Sie enthält je Signal: Betriebsmittelkennzeichen, Bedeutung im Klartext, Signalart (Öffner/Schließer), logische Zuordnung und SPS-Adresse.</w:t>
+        <w:t>Die Zuordnungstabelle — auch Zuordnungsliste genannt — listet alle für die Steuerung relevanten Betriebsmittel auf und ordnet sie den Ein- und Ausgängen zu. Sie ist in fast jeder Übungsaufgabe der erste Teilschritt und Grundlage für die Variablendeklaration in Funktionen und Funktionsbausteinen.</w:t>
+      </w:r>
+    </w:p>
+    <w:p>
+      <w:pPr>
+        <w:spacing w:after="80"/>
+      </w:pPr>
+      <w:r>
+        <w:rPr>
+          <w:sz w:val="22"/>
+        </w:rPr>
+        <w:t>Es gibt zwei zulässige Formen.</w:t>
+      </w:r>
+    </w:p>
+    <w:p>
+      <w:pPr>
+        <w:spacing w:after="80"/>
+      </w:pPr>
+      <w:r>
+        <w:rPr>
+          <w:b/>
+          <w:sz w:val="22"/>
+        </w:rPr>
+        <w:t>Kurzform</w:t>
+      </w:r>
+      <w:r>
+        <w:rPr>
+          <w:sz w:val="22"/>
+        </w:rPr>
+        <w:t xml:space="preserve"> — drei Spalten:</w:t>
+      </w:r>
+    </w:p>
+    <w:tbl>
+      <w:tblPr>
+        <w:tblStyle w:val="TableGrid"/>
+        <w:tblW w:type="auto" w:w="0"/>
+        <w:tblLayout w:type="autofit"/>
+        <w:tblLook w:firstColumn="1" w:firstRow="1" w:lastColumn="0" w:lastRow="0" w:noHBand="0" w:noVBand="1" w:val="04A0"/>
+      </w:tblPr>
+      <w:tblGrid>
+        <w:gridCol w:w="3249"/>
+        <w:gridCol w:w="3249"/>
+        <w:gridCol w:w="3249"/>
+      </w:tblGrid>
+      <w:tr>
+        <w:trPr>
+          <w:cantSplit/>
+        </w:trPr>
+        <w:tc>
+          <w:tcPr>
+            <w:tcW w:type="dxa" w:w="3249"/>
+            <w:shd w:val="clear" w:fill="EEF2F7"/>
+          </w:tcPr>
+          <w:p>
+            <w:pPr>
+              <w:spacing w:after="0"/>
+            </w:pPr>
+            <w:r>
+              <w:rPr>
+                <w:b/>
+              </w:rPr>
+            </w:r>
+            <w:r>
+              <w:rPr>
+                <w:b/>
+                <w:sz w:val="20"/>
+              </w:rPr>
+              <w:t>Symbole</w:t>
+            </w:r>
+          </w:p>
+        </w:tc>
+        <w:tc>
+          <w:tcPr>
+            <w:tcW w:type="dxa" w:w="3249"/>
+            <w:shd w:val="clear" w:fill="EEF2F7"/>
+          </w:tcPr>
+          <w:p>
+            <w:pPr>
+              <w:spacing w:after="0"/>
+            </w:pPr>
+            <w:r>
+              <w:rPr>
+                <w:b/>
+              </w:rPr>
+            </w:r>
+            <w:r>
+              <w:rPr>
+                <w:b/>
+                <w:sz w:val="20"/>
+              </w:rPr>
+              <w:t>Adressen</w:t>
+            </w:r>
+          </w:p>
+        </w:tc>
+        <w:tc>
+          <w:tcPr>
+            <w:tcW w:type="dxa" w:w="3249"/>
+            <w:shd w:val="clear" w:fill="EEF2F7"/>
+          </w:tcPr>
+          <w:p>
+            <w:pPr>
+              <w:spacing w:after="0"/>
+            </w:pPr>
+            <w:r>
+              <w:rPr>
+                <w:b/>
+              </w:rPr>
+            </w:r>
+            <w:r>
+              <w:rPr>
+                <w:b/>
+                <w:sz w:val="20"/>
+              </w:rPr>
+              <w:t>Kommentare</w:t>
+            </w:r>
+          </w:p>
+        </w:tc>
+      </w:tr>
+      <w:tr>
+        <w:trPr>
+          <w:cantSplit/>
+        </w:trPr>
+        <w:tc>
+          <w:tcPr>
+            <w:tcW w:type="dxa" w:w="3249"/>
+          </w:tcPr>
+          <w:p>
+            <w:pPr>
+              <w:spacing w:after="0"/>
+            </w:pPr>
+            <w:r/>
+            <w:r>
+              <w:rPr>
+                <w:sz w:val="20"/>
+              </w:rPr>
+              <w:t>S1</w:t>
+            </w:r>
+          </w:p>
+        </w:tc>
+        <w:tc>
+          <w:tcPr>
+            <w:tcW w:type="dxa" w:w="3249"/>
+          </w:tcPr>
+          <w:p>
+            <w:pPr>
+              <w:spacing w:after="0"/>
+            </w:pPr>
+            <w:r/>
+            <w:r>
+              <w:rPr>
+                <w:sz w:val="20"/>
+              </w:rPr>
+              <w:t>E0.1</w:t>
+            </w:r>
+          </w:p>
+        </w:tc>
+        <w:tc>
+          <w:tcPr>
+            <w:tcW w:type="dxa" w:w="3249"/>
+          </w:tcPr>
+          <w:p>
+            <w:pPr>
+              <w:spacing w:after="0"/>
+            </w:pPr>
+            <w:r/>
+            <w:r>
+              <w:rPr>
+                <w:sz w:val="20"/>
+              </w:rPr>
+              <w:t>Start-Taster, Schließer</w:t>
+            </w:r>
+          </w:p>
+        </w:tc>
+      </w:tr>
+      <w:tr>
+        <w:trPr>
+          <w:cantSplit/>
+        </w:trPr>
+        <w:tc>
+          <w:tcPr>
+            <w:tcW w:type="dxa" w:w="3249"/>
+          </w:tcPr>
+          <w:p>
+            <w:pPr>
+              <w:spacing w:after="0"/>
+            </w:pPr>
+            <w:r/>
+            <w:r>
+              <w:rPr>
+                <w:sz w:val="20"/>
+              </w:rPr>
+              <w:t>S2</w:t>
+            </w:r>
+          </w:p>
+        </w:tc>
+        <w:tc>
+          <w:tcPr>
+            <w:tcW w:type="dxa" w:w="3249"/>
+          </w:tcPr>
+          <w:p>
+            <w:pPr>
+              <w:spacing w:after="0"/>
+            </w:pPr>
+            <w:r/>
+            <w:r>
+              <w:rPr>
+                <w:sz w:val="20"/>
+              </w:rPr>
+              <w:t>E0.2</w:t>
+            </w:r>
+          </w:p>
+        </w:tc>
+        <w:tc>
+          <w:tcPr>
+            <w:tcW w:type="dxa" w:w="3249"/>
+          </w:tcPr>
+          <w:p>
+            <w:pPr>
+              <w:spacing w:after="0"/>
+            </w:pPr>
+            <w:r/>
+            <w:r>
+              <w:rPr>
+                <w:sz w:val="20"/>
+              </w:rPr>
+              <w:t>Schalter links, Öffner</w:t>
+            </w:r>
+          </w:p>
+        </w:tc>
+      </w:tr>
+      <w:tr>
+        <w:trPr>
+          <w:cantSplit/>
+        </w:trPr>
+        <w:tc>
+          <w:tcPr>
+            <w:tcW w:type="dxa" w:w="3249"/>
+          </w:tcPr>
+          <w:p>
+            <w:pPr>
+              <w:spacing w:after="0"/>
+            </w:pPr>
+            <w:r/>
+            <w:r>
+              <w:rPr>
+                <w:sz w:val="20"/>
+              </w:rPr>
+              <w:t>S3</w:t>
+            </w:r>
+          </w:p>
+        </w:tc>
+        <w:tc>
+          <w:tcPr>
+            <w:tcW w:type="dxa" w:w="3249"/>
+          </w:tcPr>
+          <w:p>
+            <w:pPr>
+              <w:spacing w:after="0"/>
+            </w:pPr>
+            <w:r/>
+            <w:r>
+              <w:rPr>
+                <w:sz w:val="20"/>
+              </w:rPr>
+              <w:t>E0.3</w:t>
+            </w:r>
+          </w:p>
+        </w:tc>
+        <w:tc>
+          <w:tcPr>
+            <w:tcW w:type="dxa" w:w="3249"/>
+          </w:tcPr>
+          <w:p>
+            <w:pPr>
+              <w:spacing w:after="0"/>
+            </w:pPr>
+            <w:r/>
+            <w:r>
+              <w:rPr>
+                <w:sz w:val="20"/>
+              </w:rPr>
+              <w:t>Schalter rechts, Öffner</w:t>
+            </w:r>
+          </w:p>
+        </w:tc>
+      </w:tr>
+      <w:tr>
+        <w:trPr>
+          <w:cantSplit/>
+        </w:trPr>
+        <w:tc>
+          <w:tcPr>
+            <w:tcW w:type="dxa" w:w="3249"/>
+          </w:tcPr>
+          <w:p>
+            <w:pPr>
+              <w:spacing w:after="0"/>
+            </w:pPr>
+            <w:r/>
+            <w:r>
+              <w:rPr>
+                <w:sz w:val="20"/>
+              </w:rPr>
+              <w:t>H1</w:t>
+            </w:r>
+          </w:p>
+        </w:tc>
+        <w:tc>
+          <w:tcPr>
+            <w:tcW w:type="dxa" w:w="3249"/>
+          </w:tcPr>
+          <w:p>
+            <w:pPr>
+              <w:spacing w:after="0"/>
+            </w:pPr>
+            <w:r/>
+            <w:r>
+              <w:rPr>
+                <w:sz w:val="20"/>
+              </w:rPr>
+              <w:t>A0.1</w:t>
+            </w:r>
+          </w:p>
+        </w:tc>
+        <w:tc>
+          <w:tcPr>
+            <w:tcW w:type="dxa" w:w="3249"/>
+          </w:tcPr>
+          <w:p>
+            <w:pPr>
+              <w:spacing w:after="0"/>
+            </w:pPr>
+            <w:r/>
+            <w:r>
+              <w:rPr>
+                <w:sz w:val="20"/>
+              </w:rPr>
+              <w:t>Lampe gelb</w:t>
+            </w:r>
+          </w:p>
+        </w:tc>
+      </w:tr>
+      <w:tr>
+        <w:trPr>
+          <w:cantSplit/>
+        </w:trPr>
+        <w:tc>
+          <w:tcPr>
+            <w:tcW w:type="dxa" w:w="3249"/>
+          </w:tcPr>
+          <w:p>
+            <w:pPr>
+              <w:spacing w:after="0"/>
+            </w:pPr>
+            <w:r/>
+            <w:r>
+              <w:rPr>
+                <w:sz w:val="20"/>
+              </w:rPr>
+              <w:t>H2</w:t>
+            </w:r>
+          </w:p>
+        </w:tc>
+        <w:tc>
+          <w:tcPr>
+            <w:tcW w:type="dxa" w:w="3249"/>
+          </w:tcPr>
+          <w:p>
+            <w:pPr>
+              <w:spacing w:after="0"/>
+            </w:pPr>
+            <w:r/>
+            <w:r>
+              <w:rPr>
+                <w:sz w:val="20"/>
+              </w:rPr>
+              <w:t>A0.2</w:t>
+            </w:r>
+          </w:p>
+        </w:tc>
+        <w:tc>
+          <w:tcPr>
+            <w:tcW w:type="dxa" w:w="3249"/>
+          </w:tcPr>
+          <w:p>
+            <w:pPr>
+              <w:spacing w:after="0"/>
+            </w:pPr>
+            <w:r/>
+            <w:r>
+              <w:rPr>
+                <w:sz w:val="20"/>
+              </w:rPr>
+              <w:t>Lampe grün</w:t>
+            </w:r>
+          </w:p>
+        </w:tc>
+      </w:tr>
+    </w:tbl>
+    <w:p>
+      <w:pPr>
+        <w:spacing w:after="80"/>
+      </w:pPr>
+    </w:p>
+    <w:p>
+      <w:pPr>
+        <w:spacing w:after="80"/>
+      </w:pPr>
+      <w:r>
+        <w:rPr>
+          <w:b/>
+          <w:sz w:val="22"/>
+        </w:rPr>
+        <w:t>Langform</w:t>
+      </w:r>
+      <w:r>
+        <w:rPr>
+          <w:sz w:val="22"/>
+        </w:rPr>
+        <w:t xml:space="preserve"> — fünf Spalten, getrennt nach Ein- und Ausgängen:</w:t>
       </w:r>
     </w:p>
     <w:tbl>
@@ -16003,7 +16844,7 @@
                 <w:b/>
                 <w:sz w:val="20"/>
               </w:rPr>
-              <w:t>BMK</w:t>
+              <w:t>Eingänge</w:t>
             </w:r>
           </w:p>
         </w:tc>
@@ -16026,7 +16867,7 @@
                 <w:b/>
                 <w:sz w:val="20"/>
               </w:rPr>
-              <w:t>Bedeutung</w:t>
+              <w:t>Datentyp</w:t>
             </w:r>
           </w:p>
         </w:tc>
@@ -16049,7 +16890,7 @@
                 <w:b/>
                 <w:sz w:val="20"/>
               </w:rPr>
-              <w:t>Art</w:t>
+              <w:t>Symbol</w:t>
             </w:r>
           </w:p>
         </w:tc>
@@ -16072,7 +16913,7 @@
                 <w:b/>
                 <w:sz w:val="20"/>
               </w:rPr>
-              <w:t>Logik</w:t>
+              <w:t>Adresse</w:t>
             </w:r>
           </w:p>
         </w:tc>
@@ -16095,7 +16936,7 @@
                 <w:b/>
                 <w:sz w:val="20"/>
               </w:rPr>
-              <w:t>Adresse</w:t>
+              <w:t>Zuordnung</w:t>
             </w:r>
           </w:p>
         </w:tc>
@@ -16117,6 +16958,40 @@
               <w:rPr>
                 <w:sz w:val="20"/>
               </w:rPr>
+              <w:t>Start-Taster</w:t>
+            </w:r>
+          </w:p>
+        </w:tc>
+        <w:tc>
+          <w:tcPr>
+            <w:tcW w:type="dxa" w:w="1949"/>
+          </w:tcPr>
+          <w:p>
+            <w:pPr>
+              <w:spacing w:after="0"/>
+            </w:pPr>
+            <w:r/>
+            <w:r>
+              <w:rPr>
+                <w:sz w:val="20"/>
+              </w:rPr>
+              <w:t>Bool</w:t>
+            </w:r>
+          </w:p>
+        </w:tc>
+        <w:tc>
+          <w:tcPr>
+            <w:tcW w:type="dxa" w:w="1949"/>
+          </w:tcPr>
+          <w:p>
+            <w:pPr>
+              <w:spacing w:after="0"/>
+            </w:pPr>
+            <w:r/>
+            <w:r>
+              <w:rPr>
+                <w:sz w:val="20"/>
+              </w:rPr>
               <w:t>S1</w:t>
             </w:r>
           </w:p>
@@ -16134,7 +17009,7 @@
               <w:rPr>
                 <w:sz w:val="20"/>
               </w:rPr>
-              <w:t>EIN-Taster</w:t>
+              <w:t>E0.1</w:t>
             </w:r>
           </w:p>
         </w:tc>
@@ -16151,41 +17026,7 @@
               <w:rPr>
                 <w:sz w:val="20"/>
               </w:rPr>
-              <w:t>Schließer</w:t>
-            </w:r>
-          </w:p>
-        </w:tc>
-        <w:tc>
-          <w:tcPr>
-            <w:tcW w:type="dxa" w:w="1949"/>
-          </w:tcPr>
-          <w:p>
-            <w:pPr>
-              <w:spacing w:after="0"/>
-            </w:pPr>
-            <w:r/>
-            <w:r>
-              <w:rPr>
-                <w:sz w:val="20"/>
-              </w:rPr>
-              <w:t>betätigt = 1</w:t>
-            </w:r>
-          </w:p>
-        </w:tc>
-        <w:tc>
-          <w:tcPr>
-            <w:tcW w:type="dxa" w:w="1949"/>
-          </w:tcPr>
-          <w:p>
-            <w:pPr>
-              <w:spacing w:after="0"/>
-            </w:pPr>
-            <w:r/>
-            <w:r>
-              <w:rPr>
-                <w:sz w:val="20"/>
-              </w:rPr>
-              <w:t>%IX0.0</w:t>
+              <w:t>Betätigt = 1</w:t>
             </w:r>
           </w:p>
         </w:tc>
@@ -16207,7 +17048,7 @@
               <w:rPr>
                 <w:sz w:val="20"/>
               </w:rPr>
-              <w:t>S0</w:t>
+              <w:t>Schalter links</w:t>
             </w:r>
           </w:p>
         </w:tc>
@@ -16224,7 +17065,7 @@
               <w:rPr>
                 <w:sz w:val="20"/>
               </w:rPr>
-              <w:t>AUS-Taster</w:t>
+              <w:t>Bool</w:t>
             </w:r>
           </w:p>
         </w:tc>
@@ -16241,7 +17082,7 @@
               <w:rPr>
                 <w:sz w:val="20"/>
               </w:rPr>
-              <w:t>Öffner</w:t>
+              <w:t>S2</w:t>
             </w:r>
           </w:p>
         </w:tc>
@@ -16258,7 +17099,7 @@
               <w:rPr>
                 <w:sz w:val="20"/>
               </w:rPr>
-              <w:t>betätigt = 0</w:t>
+              <w:t>E0.2</w:t>
             </w:r>
           </w:p>
         </w:tc>
@@ -16275,7 +17116,7 @@
               <w:rPr>
                 <w:sz w:val="20"/>
               </w:rPr>
-              <w:t>%IX0.1</w:t>
+              <w:t>Betätigt = 0</w:t>
             </w:r>
           </w:p>
         </w:tc>
@@ -16297,7 +17138,7 @@
               <w:rPr>
                 <w:sz w:val="20"/>
               </w:rPr>
-              <w:t>Q1</w:t>
+              <w:t>Schalter rechts</w:t>
             </w:r>
           </w:p>
         </w:tc>
@@ -16314,7 +17155,7 @@
               <w:rPr>
                 <w:sz w:val="20"/>
               </w:rPr>
-              <w:t>Leistungsschütz Motor</w:t>
+              <w:t>Bool</w:t>
             </w:r>
           </w:p>
         </w:tc>
@@ -16331,7 +17172,7 @@
               <w:rPr>
                 <w:sz w:val="20"/>
               </w:rPr>
-              <w:t>—</w:t>
+              <w:t>S3</w:t>
             </w:r>
           </w:p>
         </w:tc>
@@ -16348,7 +17189,7 @@
               <w:rPr>
                 <w:sz w:val="20"/>
               </w:rPr>
-              <w:t>angezogen = 1</w:t>
+              <w:t>E0.3</w:t>
             </w:r>
           </w:p>
         </w:tc>
@@ -16365,7 +17206,7 @@
               <w:rPr>
                 <w:sz w:val="20"/>
               </w:rPr>
-              <w:t>%QX0.0</w:t>
+              <w:t>Betätigt = 0</w:t>
             </w:r>
           </w:p>
         </w:tc>
@@ -16375,6 +17216,363 @@
       <w:pPr>
         <w:spacing w:after="80"/>
       </w:pPr>
+    </w:p>
+    <w:tbl>
+      <w:tblPr>
+        <w:tblStyle w:val="TableGrid"/>
+        <w:tblW w:type="auto" w:w="0"/>
+        <w:tblLayout w:type="autofit"/>
+        <w:tblLook w:firstColumn="1" w:firstRow="1" w:lastColumn="0" w:lastRow="0" w:noHBand="0" w:noVBand="1" w:val="04A0"/>
+      </w:tblPr>
+      <w:tblGrid>
+        <w:gridCol w:w="1949"/>
+        <w:gridCol w:w="1949"/>
+        <w:gridCol w:w="1949"/>
+        <w:gridCol w:w="1949"/>
+        <w:gridCol w:w="1949"/>
+      </w:tblGrid>
+      <w:tr>
+        <w:trPr>
+          <w:cantSplit/>
+        </w:trPr>
+        <w:tc>
+          <w:tcPr>
+            <w:tcW w:type="dxa" w:w="1949"/>
+            <w:shd w:val="clear" w:fill="EEF2F7"/>
+          </w:tcPr>
+          <w:p>
+            <w:pPr>
+              <w:spacing w:after="0"/>
+            </w:pPr>
+            <w:r>
+              <w:rPr>
+                <w:b/>
+              </w:rPr>
+            </w:r>
+            <w:r>
+              <w:rPr>
+                <w:b/>
+                <w:sz w:val="20"/>
+              </w:rPr>
+              <w:t>Ausgänge</w:t>
+            </w:r>
+          </w:p>
+        </w:tc>
+        <w:tc>
+          <w:tcPr>
+            <w:tcW w:type="dxa" w:w="1949"/>
+            <w:shd w:val="clear" w:fill="EEF2F7"/>
+          </w:tcPr>
+          <w:p>
+            <w:pPr>
+              <w:spacing w:after="0"/>
+            </w:pPr>
+            <w:r>
+              <w:rPr>
+                <w:b/>
+              </w:rPr>
+            </w:r>
+            <w:r>
+              <w:rPr>
+                <w:b/>
+                <w:sz w:val="20"/>
+              </w:rPr>
+              <w:t>Datentyp</w:t>
+            </w:r>
+          </w:p>
+        </w:tc>
+        <w:tc>
+          <w:tcPr>
+            <w:tcW w:type="dxa" w:w="1949"/>
+            <w:shd w:val="clear" w:fill="EEF2F7"/>
+          </w:tcPr>
+          <w:p>
+            <w:pPr>
+              <w:spacing w:after="0"/>
+            </w:pPr>
+            <w:r>
+              <w:rPr>
+                <w:b/>
+              </w:rPr>
+            </w:r>
+            <w:r>
+              <w:rPr>
+                <w:b/>
+                <w:sz w:val="20"/>
+              </w:rPr>
+              <w:t>Symbol</w:t>
+            </w:r>
+          </w:p>
+        </w:tc>
+        <w:tc>
+          <w:tcPr>
+            <w:tcW w:type="dxa" w:w="1949"/>
+            <w:shd w:val="clear" w:fill="EEF2F7"/>
+          </w:tcPr>
+          <w:p>
+            <w:pPr>
+              <w:spacing w:after="0"/>
+            </w:pPr>
+            <w:r>
+              <w:rPr>
+                <w:b/>
+              </w:rPr>
+            </w:r>
+            <w:r>
+              <w:rPr>
+                <w:b/>
+                <w:sz w:val="20"/>
+              </w:rPr>
+              <w:t>Adresse</w:t>
+            </w:r>
+          </w:p>
+        </w:tc>
+        <w:tc>
+          <w:tcPr>
+            <w:tcW w:type="dxa" w:w="1949"/>
+            <w:shd w:val="clear" w:fill="EEF2F7"/>
+          </w:tcPr>
+          <w:p>
+            <w:pPr>
+              <w:spacing w:after="0"/>
+            </w:pPr>
+            <w:r>
+              <w:rPr>
+                <w:b/>
+              </w:rPr>
+            </w:r>
+            <w:r>
+              <w:rPr>
+                <w:b/>
+                <w:sz w:val="20"/>
+              </w:rPr>
+              <w:t>Zuordnung</w:t>
+            </w:r>
+          </w:p>
+        </w:tc>
+      </w:tr>
+      <w:tr>
+        <w:trPr>
+          <w:cantSplit/>
+        </w:trPr>
+        <w:tc>
+          <w:tcPr>
+            <w:tcW w:type="dxa" w:w="1949"/>
+          </w:tcPr>
+          <w:p>
+            <w:pPr>
+              <w:spacing w:after="0"/>
+            </w:pPr>
+            <w:r/>
+            <w:r>
+              <w:rPr>
+                <w:sz w:val="20"/>
+              </w:rPr>
+              <w:t>Lampe gelb</w:t>
+            </w:r>
+          </w:p>
+        </w:tc>
+        <w:tc>
+          <w:tcPr>
+            <w:tcW w:type="dxa" w:w="1949"/>
+          </w:tcPr>
+          <w:p>
+            <w:pPr>
+              <w:spacing w:after="0"/>
+            </w:pPr>
+            <w:r/>
+            <w:r>
+              <w:rPr>
+                <w:sz w:val="20"/>
+              </w:rPr>
+              <w:t>Bool</w:t>
+            </w:r>
+          </w:p>
+        </w:tc>
+        <w:tc>
+          <w:tcPr>
+            <w:tcW w:type="dxa" w:w="1949"/>
+          </w:tcPr>
+          <w:p>
+            <w:pPr>
+              <w:spacing w:after="0"/>
+            </w:pPr>
+            <w:r/>
+            <w:r>
+              <w:rPr>
+                <w:sz w:val="20"/>
+              </w:rPr>
+              <w:t>H1</w:t>
+            </w:r>
+          </w:p>
+        </w:tc>
+        <w:tc>
+          <w:tcPr>
+            <w:tcW w:type="dxa" w:w="1949"/>
+          </w:tcPr>
+          <w:p>
+            <w:pPr>
+              <w:spacing w:after="0"/>
+            </w:pPr>
+            <w:r/>
+            <w:r>
+              <w:rPr>
+                <w:sz w:val="20"/>
+              </w:rPr>
+              <w:t>A0.1</w:t>
+            </w:r>
+          </w:p>
+        </w:tc>
+        <w:tc>
+          <w:tcPr>
+            <w:tcW w:type="dxa" w:w="1949"/>
+          </w:tcPr>
+          <w:p>
+            <w:pPr>
+              <w:spacing w:after="0"/>
+            </w:pPr>
+            <w:r/>
+            <w:r>
+              <w:rPr>
+                <w:sz w:val="20"/>
+              </w:rPr>
+              <w:t>Lampe an = 1</w:t>
+            </w:r>
+          </w:p>
+        </w:tc>
+      </w:tr>
+      <w:tr>
+        <w:trPr>
+          <w:cantSplit/>
+        </w:trPr>
+        <w:tc>
+          <w:tcPr>
+            <w:tcW w:type="dxa" w:w="1949"/>
+          </w:tcPr>
+          <w:p>
+            <w:pPr>
+              <w:spacing w:after="0"/>
+            </w:pPr>
+            <w:r/>
+            <w:r>
+              <w:rPr>
+                <w:sz w:val="20"/>
+              </w:rPr>
+              <w:t>Lampe grün</w:t>
+            </w:r>
+          </w:p>
+        </w:tc>
+        <w:tc>
+          <w:tcPr>
+            <w:tcW w:type="dxa" w:w="1949"/>
+          </w:tcPr>
+          <w:p>
+            <w:pPr>
+              <w:spacing w:after="0"/>
+            </w:pPr>
+            <w:r/>
+            <w:r>
+              <w:rPr>
+                <w:sz w:val="20"/>
+              </w:rPr>
+              <w:t>Bool</w:t>
+            </w:r>
+          </w:p>
+        </w:tc>
+        <w:tc>
+          <w:tcPr>
+            <w:tcW w:type="dxa" w:w="1949"/>
+          </w:tcPr>
+          <w:p>
+            <w:pPr>
+              <w:spacing w:after="0"/>
+            </w:pPr>
+            <w:r/>
+            <w:r>
+              <w:rPr>
+                <w:sz w:val="20"/>
+              </w:rPr>
+              <w:t>H2</w:t>
+            </w:r>
+          </w:p>
+        </w:tc>
+        <w:tc>
+          <w:tcPr>
+            <w:tcW w:type="dxa" w:w="1949"/>
+          </w:tcPr>
+          <w:p>
+            <w:pPr>
+              <w:spacing w:after="0"/>
+            </w:pPr>
+            <w:r/>
+            <w:r>
+              <w:rPr>
+                <w:sz w:val="20"/>
+              </w:rPr>
+              <w:t>A0.2</w:t>
+            </w:r>
+          </w:p>
+        </w:tc>
+        <w:tc>
+          <w:tcPr>
+            <w:tcW w:type="dxa" w:w="1949"/>
+          </w:tcPr>
+          <w:p>
+            <w:pPr>
+              <w:spacing w:after="0"/>
+            </w:pPr>
+            <w:r/>
+            <w:r>
+              <w:rPr>
+                <w:sz w:val="20"/>
+              </w:rPr>
+              <w:t>Lampe an = 1</w:t>
+            </w:r>
+          </w:p>
+        </w:tc>
+      </w:tr>
+    </w:tbl>
+    <w:p>
+      <w:pPr>
+        <w:spacing w:after="80"/>
+      </w:pPr>
+    </w:p>
+    <w:p>
+      <w:pPr>
+        <w:spacing w:after="80"/>
+      </w:pPr>
+      <w:r>
+        <w:rPr>
+          <w:sz w:val="22"/>
+        </w:rPr>
+        <w:t xml:space="preserve">Die Spalte „Zuordnung" trägt die entscheidende Information: </w:t>
+      </w:r>
+      <w:r>
+        <w:rPr>
+          <w:b/>
+          <w:sz w:val="22"/>
+        </w:rPr>
+        <w:t>Betätigt = 0</w:t>
+      </w:r>
+      <w:r>
+        <w:rPr>
+          <w:sz w:val="22"/>
+        </w:rPr>
+        <w:t xml:space="preserve"> kennzeichnet einen Öffner, </w:t>
+      </w:r>
+      <w:r>
+        <w:rPr>
+          <w:b/>
+          <w:sz w:val="22"/>
+        </w:rPr>
+        <w:t>Betätigt = 1</w:t>
+      </w:r>
+      <w:r>
+        <w:rPr>
+          <w:sz w:val="22"/>
+        </w:rPr>
+        <w:t xml:space="preserve"> einen Schließer.</w:t>
+      </w:r>
     </w:p>
     <w:p>
       <w:pPr>
@@ -17320,7 +18518,7 @@
           <w:color w:val="1F3B57"/>
           <w:sz w:val="22"/>
         </w:rPr>
-        <w:t>Mealy und Moore — klausurrelevant</w:t>
+        <w:t>Die drei Automatentypen — klausurrelevant</w:t>
       </w:r>
     </w:p>
     <w:p>
@@ -17332,7 +18530,60 @@
           <w:b/>
           <w:sz w:val="22"/>
         </w:rPr>
-        <w:t>Kap. 7/8, handschriftlich: Automatentyp erkennen und umwandeln.</w:t>
+        <w:t>Kap. 7/8, handschriftlich: „Automatentypen in andere Automatentypen umwandeln — klausurrelevant."</w:t>
+      </w:r>
+    </w:p>
+    <w:p>
+      <w:pPr>
+        <w:spacing w:after="80"/>
+      </w:pPr>
+      <w:r>
+        <w:rPr>
+          <w:sz w:val="22"/>
+        </w:rPr>
+        <w:t xml:space="preserve">Der </w:t>
+      </w:r>
+      <w:r>
+        <w:rPr>
+          <w:b/>
+          <w:sz w:val="22"/>
+        </w:rPr>
+        <w:t>Mealy-Automat</w:t>
+      </w:r>
+      <w:r>
+        <w:rPr>
+          <w:sz w:val="22"/>
+        </w:rPr>
+        <w:t xml:space="preserve"> ist formal definiert als</w:t>
+      </w:r>
+    </w:p>
+    <w:p>
+      <w:pPr>
+        <w:spacing w:after="0"/>
+        <w:ind w:left="283"/>
+      </w:pPr>
+      <w:r>
+        <w:rPr>
+          <w:rFonts w:ascii="Consolas" w:hAnsi="Consolas"/>
+          <w:sz w:val="20"/>
+        </w:rPr>
+        <w:t>A = (X, Z, z₀, Y, δ, λ)</w:t>
+      </w:r>
+    </w:p>
+    <w:p>
+      <w:pPr>
+        <w:spacing w:after="80"/>
+      </w:pPr>
+    </w:p>
+    <w:p>
+      <w:pPr>
+        <w:spacing w:after="80"/>
+      </w:pPr>
+      <w:r>
+        <w:rPr>
+          <w:sz w:val="22"/>
+        </w:rPr>
+        <w:t>mit Eingabemenge X, Zustandsmenge Z, Anfangszustand z₀, Ausgabemenge Y, Übergangsfunktion δ und Ausgabefunktion λ.</w:t>
       </w:r>
     </w:p>
     <w:tbl>
@@ -17343,9 +18594,10 @@
         <w:tblLook w:firstColumn="1" w:firstRow="1" w:lastColumn="0" w:lastRow="0" w:noHBand="0" w:noVBand="1" w:val="04A0"/>
       </w:tblPr>
       <w:tblGrid>
-        <w:gridCol w:w="3249"/>
-        <w:gridCol w:w="3249"/>
-        <w:gridCol w:w="3249"/>
+        <w:gridCol w:w="2436"/>
+        <w:gridCol w:w="2436"/>
+        <w:gridCol w:w="2436"/>
+        <w:gridCol w:w="2436"/>
       </w:tblGrid>
       <w:tr>
         <w:trPr>
@@ -17353,7 +18605,7 @@
         </w:trPr>
         <w:tc>
           <w:tcPr>
-            <w:tcW w:type="dxa" w:w="3249"/>
+            <w:tcW w:type="dxa" w:w="2436"/>
             <w:shd w:val="clear" w:fill="EEF2F7"/>
           </w:tcPr>
           <w:p>
@@ -17369,7 +18621,7 @@
         </w:tc>
         <w:tc>
           <w:tcPr>
-            <w:tcW w:type="dxa" w:w="3249"/>
+            <w:tcW w:type="dxa" w:w="2436"/>
             <w:shd w:val="clear" w:fill="EEF2F7"/>
           </w:tcPr>
           <w:p>
@@ -17392,7 +18644,7 @@
         </w:tc>
         <w:tc>
           <w:tcPr>
-            <w:tcW w:type="dxa" w:w="3249"/>
+            <w:tcW w:type="dxa" w:w="2436"/>
             <w:shd w:val="clear" w:fill="EEF2F7"/>
           </w:tcPr>
           <w:p>
@@ -17410,6 +18662,29 @@
                 <w:sz w:val="20"/>
               </w:rPr>
               <w:t>Mealy</w:t>
+            </w:r>
+          </w:p>
+        </w:tc>
+        <w:tc>
+          <w:tcPr>
+            <w:tcW w:type="dxa" w:w="2436"/>
+            <w:shd w:val="clear" w:fill="EEF2F7"/>
+          </w:tcPr>
+          <w:p>
+            <w:pPr>
+              <w:spacing w:after="0"/>
+            </w:pPr>
+            <w:r>
+              <w:rPr>
+                <w:b/>
+              </w:rPr>
+            </w:r>
+            <w:r>
+              <w:rPr>
+                <w:b/>
+                <w:sz w:val="20"/>
+              </w:rPr>
+              <w:t>Medwedjew</w:t>
             </w:r>
           </w:p>
         </w:tc>
@@ -17420,30 +18695,36 @@
         </w:trPr>
         <w:tc>
           <w:tcPr>
-            <w:tcW w:type="dxa" w:w="3249"/>
-          </w:tcPr>
-          <w:p>
-            <w:pPr>
-              <w:spacing w:after="0"/>
-            </w:pPr>
-            <w:r/>
-            <w:r>
-              <w:rPr>
-                <w:sz w:val="20"/>
-              </w:rPr>
-              <w:t>Ausgabefunktion hängt ab von</w:t>
-            </w:r>
-          </w:p>
-        </w:tc>
-        <w:tc>
-          <w:tcPr>
-            <w:tcW w:type="dxa" w:w="3249"/>
-          </w:tcPr>
-          <w:p>
-            <w:pPr>
-              <w:spacing w:after="0"/>
-            </w:pPr>
-            <w:r/>
+            <w:tcW w:type="dxa" w:w="2436"/>
+          </w:tcPr>
+          <w:p>
+            <w:pPr>
+              <w:spacing w:after="0"/>
+            </w:pPr>
+            <w:r/>
+            <w:r>
+              <w:rPr>
+                <w:sz w:val="20"/>
+              </w:rPr>
+              <w:t>Ausgabefunktion</w:t>
+            </w:r>
+          </w:p>
+        </w:tc>
+        <w:tc>
+          <w:tcPr>
+            <w:tcW w:type="dxa" w:w="2436"/>
+          </w:tcPr>
+          <w:p>
+            <w:pPr>
+              <w:spacing w:after="0"/>
+            </w:pPr>
+            <w:r/>
+            <w:r>
+              <w:rPr>
+                <w:sz w:val="20"/>
+              </w:rPr>
+              <w:t xml:space="preserve">μ, </w:t>
+            </w:r>
             <w:r>
               <w:rPr>
                 <w:b/>
@@ -17461,18 +18742,18 @@
         </w:tc>
         <w:tc>
           <w:tcPr>
-            <w:tcW w:type="dxa" w:w="3249"/>
-          </w:tcPr>
-          <w:p>
-            <w:pPr>
-              <w:spacing w:after="0"/>
-            </w:pPr>
-            <w:r/>
-            <w:r>
-              <w:rPr>
-                <w:sz w:val="20"/>
-              </w:rPr>
-              <w:t xml:space="preserve">Zustand </w:t>
+            <w:tcW w:type="dxa" w:w="2436"/>
+          </w:tcPr>
+          <w:p>
+            <w:pPr>
+              <w:spacing w:after="0"/>
+            </w:pPr>
+            <w:r/>
+            <w:r>
+              <w:rPr>
+                <w:sz w:val="20"/>
+              </w:rPr>
+              <w:t xml:space="preserve">λ, Zustand </w:t>
             </w:r>
             <w:r>
               <w:rPr>
@@ -17485,7 +18766,31 @@
               <w:rPr>
                 <w:sz w:val="20"/>
               </w:rPr>
-              <w:t xml:space="preserve"> Eingang</w:t>
+              <w:t xml:space="preserve"> Eingabe</w:t>
+            </w:r>
+          </w:p>
+        </w:tc>
+        <w:tc>
+          <w:tcPr>
+            <w:tcW w:type="dxa" w:w="2436"/>
+          </w:tcPr>
+          <w:p>
+            <w:pPr>
+              <w:spacing w:after="0"/>
+            </w:pPr>
+            <w:r/>
+            <w:r>
+              <w:rPr>
+                <w:b/>
+                <w:sz w:val="20"/>
+              </w:rPr>
+              <w:t>keine</w:t>
+            </w:r>
+            <w:r>
+              <w:rPr>
+                <w:sz w:val="20"/>
+              </w:rPr>
+              <w:t xml:space="preserve"> — die Ausgabe *ist* der Zustand</w:t>
             </w:r>
           </w:p>
         </w:tc>
@@ -17496,7 +18801,7 @@
         </w:trPr>
         <w:tc>
           <w:tcPr>
-            <w:tcW w:type="dxa" w:w="3249"/>
+            <w:tcW w:type="dxa" w:w="2436"/>
           </w:tcPr>
           <w:p>
             <w:pPr>
@@ -17513,7 +18818,7 @@
         </w:tc>
         <w:tc>
           <w:tcPr>
-            <w:tcW w:type="dxa" w:w="3249"/>
+            <w:tcW w:type="dxa" w:w="2436"/>
           </w:tcPr>
           <w:p>
             <w:pPr>
@@ -17537,7 +18842,7 @@
         </w:tc>
         <w:tc>
           <w:tcPr>
-            <w:tcW w:type="dxa" w:w="3249"/>
+            <w:tcW w:type="dxa" w:w="2436"/>
           </w:tcPr>
           <w:p>
             <w:pPr>
@@ -17569,6 +18874,23 @@
                 <w:sz w:val="20"/>
               </w:rPr>
               <w:t>Eingang / Ausgabe</w:t>
+            </w:r>
+          </w:p>
+        </w:tc>
+        <w:tc>
+          <w:tcPr>
+            <w:tcW w:type="dxa" w:w="2436"/>
+          </w:tcPr>
+          <w:p>
+            <w:pPr>
+              <w:spacing w:after="0"/>
+            </w:pPr>
+            <w:r/>
+            <w:r>
+              <w:rPr>
+                <w:sz w:val="20"/>
+              </w:rPr>
+              <w:t>Zustandsbits werden direkt abgegriffen</w:t>
             </w:r>
           </w:p>
         </w:tc>
@@ -17579,7 +18901,7 @@
         </w:trPr>
         <w:tc>
           <w:tcPr>
-            <w:tcW w:type="dxa" w:w="3249"/>
+            <w:tcW w:type="dxa" w:w="2436"/>
           </w:tcPr>
           <w:p>
             <w:pPr>
@@ -17596,7 +18918,7 @@
         </w:tc>
         <w:tc>
           <w:tcPr>
-            <w:tcW w:type="dxa" w:w="3249"/>
+            <w:tcW w:type="dxa" w:w="2436"/>
           </w:tcPr>
           <w:p>
             <w:pPr>
@@ -17613,7 +18935,7 @@
         </w:tc>
         <w:tc>
           <w:tcPr>
-            <w:tcW w:type="dxa" w:w="3249"/>
+            <w:tcW w:type="dxa" w:w="2436"/>
           </w:tcPr>
           <w:p>
             <w:pPr>
@@ -17625,6 +18947,23 @@
                 <w:sz w:val="20"/>
               </w:rPr>
               <w:t>sofort im selben Takt</w:t>
+            </w:r>
+          </w:p>
+        </w:tc>
+        <w:tc>
+          <w:tcPr>
+            <w:tcW w:type="dxa" w:w="2436"/>
+          </w:tcPr>
+          <w:p>
+            <w:pPr>
+              <w:spacing w:after="0"/>
+            </w:pPr>
+            <w:r/>
+            <w:r>
+              <w:rPr>
+                <w:sz w:val="20"/>
+              </w:rPr>
+              <w:t>verzögert</w:t>
             </w:r>
           </w:p>
         </w:tc>
@@ -17635,7 +18974,7 @@
         </w:trPr>
         <w:tc>
           <w:tcPr>
-            <w:tcW w:type="dxa" w:w="3249"/>
+            <w:tcW w:type="dxa" w:w="2436"/>
           </w:tcPr>
           <w:p>
             <w:pPr>
@@ -17652,7 +18991,7 @@
         </w:tc>
         <w:tc>
           <w:tcPr>
-            <w:tcW w:type="dxa" w:w="3249"/>
+            <w:tcW w:type="dxa" w:w="2436"/>
           </w:tcPr>
           <w:p>
             <w:pPr>
@@ -17669,18 +19008,36 @@
         </w:tc>
         <w:tc>
           <w:tcPr>
-            <w:tcW w:type="dxa" w:w="3249"/>
-          </w:tcPr>
-          <w:p>
-            <w:pPr>
-              <w:spacing w:after="0"/>
-            </w:pPr>
-            <w:r/>
-            <w:r>
-              <w:rPr>
-                <w:sz w:val="20"/>
-              </w:rPr>
-              <w:t>tendenziell weniger</w:t>
+            <w:tcW w:type="dxa" w:w="2436"/>
+          </w:tcPr>
+          <w:p>
+            <w:pPr>
+              <w:spacing w:after="0"/>
+            </w:pPr>
+            <w:r/>
+            <w:r>
+              <w:rPr>
+                <w:b/>
+                <w:sz w:val="20"/>
+              </w:rPr>
+              <w:t>die wenigsten</w:t>
+            </w:r>
+          </w:p>
+        </w:tc>
+        <w:tc>
+          <w:tcPr>
+            <w:tcW w:type="dxa" w:w="2436"/>
+          </w:tcPr>
+          <w:p>
+            <w:pPr>
+              <w:spacing w:after="0"/>
+            </w:pPr>
+            <w:r/>
+            <w:r>
+              <w:rPr>
+                <w:sz w:val="20"/>
+              </w:rPr>
+              <w:t>am meisten</w:t>
             </w:r>
           </w:p>
         </w:tc>
@@ -17690,6 +19047,40 @@
       <w:pPr>
         <w:spacing w:after="80"/>
       </w:pPr>
+    </w:p>
+    <w:p>
+      <w:pPr>
+        <w:spacing w:before="120" w:after="120"/>
+        <w:ind w:left="240"/>
+        <w:shd w:val="clear" w:fill="EEF2F7"/>
+        <w:pBdr>
+          <w:left w:val="single" w:sz="18" w:space="6" w:color="1F3B57"/>
+        </w:pBdr>
+      </w:pPr>
+      <w:r>
+        <w:rPr>
+          <w:b/>
+          <w:sz w:val="22"/>
+        </w:rPr>
+        <w:t>Kernaussage der Folie:</w:t>
+      </w:r>
+      <w:r>
+        <w:rPr>
+          <w:sz w:val="22"/>
+        </w:rPr>
+        <w:t xml:space="preserve"> Die drei Typen sind ineinander transferierbar, jedoch kommt der Mealy-Automat mit den wenigsten Zuständen aus.</w:t>
+      </w:r>
+    </w:p>
+    <w:p>
+      <w:pPr>
+        <w:spacing w:after="80"/>
+      </w:pPr>
+      <w:r>
+        <w:rPr>
+          <w:sz w:val="22"/>
+        </w:rPr>
+        <w:t>Der Medwedjew-Automat wird gern übersehen, steht aber gleichberechtigt auf der Folie: Er hat gar keine Ausgabefunktion, man liest die Speicherbits unmittelbar als Ausgang ab. Im Blockschaltbild fehlt entsprechend der zweite Block hinter δ.</w:t>
+      </w:r>
     </w:p>
     <w:p>
       <w:pPr>

--- a/output/Lernskript_Automation.docx
+++ b/output/Lernskript_Automation.docx
@@ -121,13 +121,13 @@
           <w:b/>
           <w:sz w:val="22"/>
         </w:rPr>
-        <w:t>Hinweis zur Vollständigkeit:</w:t>
-      </w:r>
-      <w:r>
-        <w:rPr>
-          <w:sz w:val="22"/>
-        </w:rPr>
-        <w:t xml:space="preserve"> Kapitel 1 der Vorlesung liegt nicht vor. Die Foliensätze beginnen bei Kapitel 2. Falls Kapitel 1 prüfungsrelevant ist, muss es ergänzt werden.</w:t>
+        <w:t>Fundstellen meinen die aufgedruckte Foliennummer</w:t>
+      </w:r>
+      <w:r>
+        <w:rPr>
+          <w:sz w:val="22"/>
+        </w:rPr>
+        <w:t>, nicht die Seite im PDF. In den Kapiteln 2 und 2.1 laufen beide auseinander: Dort liegt die gedruckte Nummer um bis zu drei Folien vor der PDF-Seite. Maßgeblich ist immer die Zahl unten rechts auf der Folie.</w:t>
       </w:r>
     </w:p>
     <w:p>
@@ -282,7 +282,7 @@
               <w:rPr>
                 <w:sz w:val="20"/>
               </w:rPr>
-              <w:t>Kap. 2/12</w:t>
+              <w:t>Kap. 2/13</w:t>
             </w:r>
           </w:p>
         </w:tc>
@@ -1147,7 +1147,18 @@
           <w:color w:val="1F3B57"/>
           <w:sz w:val="24"/>
         </w:rPr>
-        <w:t>TEIL 1 — SIGNALE UND SYSTEME</w:t>
+        <w:t>TEIL 0 — WAS AUTOMATISIERUNG IST</w:t>
+      </w:r>
+    </w:p>
+    <w:p>
+      <w:pPr>
+        <w:spacing w:after="80"/>
+      </w:pPr>
+      <w:r>
+        <w:rPr>
+          <w:sz w:val="22"/>
+        </w:rPr>
+        <w:t>Kapitel 1 legt die Begriffe fest, mit denen der Rest der Vorlesung arbeitet. Es trägt keine handschriftlichen Klausurmarkierungen, besteht aber fast vollständig aus Definitionen — und die sind gut abfragbar.</w:t>
       </w:r>
     </w:p>
     <w:p>
@@ -1160,7 +1171,7 @@
           <w:color w:val="1F3B57"/>
           <w:sz w:val="22"/>
         </w:rPr>
-        <w:t>Kernbegriffe</w:t>
+        <w:t>Die vier Grunddefinitionen</w:t>
       </w:r>
     </w:p>
     <w:p>
@@ -1169,35 +1180,55 @@
       </w:pPr>
       <w:r>
         <w:rPr>
-          <w:sz w:val="22"/>
-        </w:rPr>
-        <w:t xml:space="preserve">Ein </w:t>
-      </w:r>
-      <w:r>
-        <w:rPr>
           <w:b/>
           <w:sz w:val="22"/>
         </w:rPr>
-        <w:t>Signal</w:t>
-      </w:r>
-      <w:r>
-        <w:rPr>
-          <w:sz w:val="22"/>
-        </w:rPr>
-        <w:t xml:space="preserve"> ist eine Funktion einer oder mehrerer unabhängiger Variablen — meist der Zeit, manchmal des Ortes — und trägt Information über das Verhalten einer Erscheinung. Geschrieben wird die Zeitabhängigkeit ausdrücklich als </w:t>
-      </w:r>
-      <w:r>
-        <w:rPr>
-          <w:rFonts w:ascii="Consolas" w:hAnsi="Consolas"/>
-          <w:sz w:val="22"/>
-        </w:rPr>
-        <w:t>y(t)</w:t>
-      </w:r>
-      <w:r>
-        <w:rPr>
-          <w:sz w:val="22"/>
-        </w:rPr>
-        <w:t>.</w:t>
+        <w:t>Automatisierung</w:t>
+      </w:r>
+      <w:r>
+        <w:rPr>
+          <w:sz w:val="22"/>
+        </w:rPr>
+        <w:t xml:space="preserve"> (Kap. 1/8) — durch Automatisierung werden dynamische Prozesse in ihrem Verlauf </w:t>
+      </w:r>
+      <w:r>
+        <w:rPr>
+          <w:b/>
+          <w:sz w:val="22"/>
+        </w:rPr>
+        <w:t>erfasst</w:t>
+      </w:r>
+      <w:r>
+        <w:rPr>
+          <w:sz w:val="22"/>
+        </w:rPr>
+        <w:t xml:space="preserve"> und derart </w:t>
+      </w:r>
+      <w:r>
+        <w:rPr>
+          <w:b/>
+          <w:sz w:val="22"/>
+        </w:rPr>
+        <w:t>gezielt beeinflusst</w:t>
+      </w:r>
+      <w:r>
+        <w:rPr>
+          <w:sz w:val="22"/>
+        </w:rPr>
+        <w:t xml:space="preserve">, dass sie vorgegebene Aufgaben und Funktionen </w:t>
+      </w:r>
+      <w:r>
+        <w:rPr>
+          <w:b/>
+          <w:sz w:val="22"/>
+        </w:rPr>
+        <w:t>selbsttätig</w:t>
+      </w:r>
+      <w:r>
+        <w:rPr>
+          <w:sz w:val="22"/>
+        </w:rPr>
+        <w:t xml:space="preserve"> erfüllen.</w:t>
       </w:r>
     </w:p>
     <w:p>
@@ -1206,12 +1237,6 @@
       </w:pPr>
       <w:r>
         <w:rPr>
-          <w:sz w:val="22"/>
-        </w:rPr>
-        <w:t xml:space="preserve">Ein </w:t>
-      </w:r>
-      <w:r>
-        <w:rPr>
           <w:b/>
           <w:sz w:val="22"/>
         </w:rPr>
@@ -1221,7 +1246,7 @@
         <w:rPr>
           <w:sz w:val="22"/>
         </w:rPr>
-        <w:t xml:space="preserve"> verarbeitet Eingangssignale und erzeugt daraus Ausgangssignale. Entscheidend ist die Rückwirkungsfreiheit: Eingangssignale existieren unabhängig vom System, das System wirkt nicht auf sie zurück. Die Ausgangssignale heißen auch Systemantwort oder Reaktion.</w:t>
+        <w:t xml:space="preserve"> (Kap. 1/9) — ein aus mehreren Einzelteilen zusammengesetztes Ganzes; die Gesamtheit von Elementen, die miteinander verbunden sind und dadurch als eine aufgaben-, sinn- oder zweckgebundene Einheit angesehen werden können.</w:t>
       </w:r>
     </w:p>
     <w:p>
@@ -1233,52 +1258,26 @@
           <w:b/>
           <w:sz w:val="22"/>
         </w:rPr>
-        <w:t>SISO</w:t>
-      </w:r>
-      <w:r>
-        <w:rPr>
-          <w:sz w:val="22"/>
-        </w:rPr>
-        <w:t xml:space="preserve"> bezeichnet ein Eingrößensystem mit einer Eingangsgröße </w:t>
-      </w:r>
-      <w:r>
-        <w:rPr>
-          <w:rFonts w:ascii="Consolas" w:hAnsi="Consolas"/>
-          <w:sz w:val="22"/>
-        </w:rPr>
-        <w:t>u(t)</w:t>
-      </w:r>
-      <w:r>
-        <w:rPr>
-          <w:sz w:val="22"/>
-        </w:rPr>
-        <w:t xml:space="preserve"> und einer Ausgangsgröße </w:t>
-      </w:r>
-      <w:r>
-        <w:rPr>
-          <w:rFonts w:ascii="Consolas" w:hAnsi="Consolas"/>
-          <w:sz w:val="22"/>
-        </w:rPr>
-        <w:t>y(t)</w:t>
-      </w:r>
-      <w:r>
-        <w:rPr>
-          <w:sz w:val="22"/>
-        </w:rPr>
-        <w:t xml:space="preserve">. </w:t>
+        <w:t>Prozess</w:t>
+      </w:r>
+      <w:r>
+        <w:rPr>
+          <w:sz w:val="22"/>
+        </w:rPr>
+        <w:t xml:space="preserve"> (Kap. 1/11) — die Gesamtheit von aufeinander einwirkenden Vorgängen und Veränderungen in einem System, durch die Materie, Energie oder Information umgeformt, transportiert oder gespeichert wird. Ein </w:t>
       </w:r>
       <w:r>
         <w:rPr>
           <w:b/>
           <w:sz w:val="22"/>
         </w:rPr>
-        <w:t>MIMO</w:t>
-      </w:r>
-      <w:r>
-        <w:rPr>
-          <w:sz w:val="22"/>
-        </w:rPr>
-        <w:t xml:space="preserve"> bezeichnet ein Mehrgrößensystem. Die Vorlesung behandelt bevorzugt SISO.</w:t>
+        <w:t>technischer Prozess</w:t>
+      </w:r>
+      <w:r>
+        <w:rPr>
+          <w:sz w:val="22"/>
+        </w:rPr>
+        <w:t xml:space="preserve"> ist die Gesamtheit der Vorgänge in einer technischen Anlage.</w:t>
       </w:r>
     </w:p>
     <w:p>
@@ -1287,22 +1286,42 @@
       </w:pPr>
       <w:r>
         <w:rPr>
-          <w:sz w:val="22"/>
-        </w:rPr>
-        <w:t xml:space="preserve">Der </w:t>
-      </w:r>
-      <w:r>
-        <w:rPr>
           <w:b/>
           <w:sz w:val="22"/>
         </w:rPr>
-        <w:t>Zustand</w:t>
-      </w:r>
-      <w:r>
-        <w:rPr>
-          <w:sz w:val="22"/>
-        </w:rPr>
-        <w:t xml:space="preserve"> eines Systems ist die in ihm gespeicherte Energie. Ändert sich die Anregung, ändert sich der Zustand. Beim RC-Tiefpass ist das die Ladung des Kondensators.</w:t>
+        <w:t>Automat</w:t>
+      </w:r>
+      <w:r>
+        <w:rPr>
+          <w:sz w:val="22"/>
+        </w:rPr>
+        <w:t xml:space="preserve"> (Kap. 1/12) — eine Maschine, die vorbestimmte Abläufe selbsttätig ausführt. </w:t>
+      </w:r>
+      <w:r>
+        <w:rPr>
+          <w:b/>
+          <w:sz w:val="22"/>
+        </w:rPr>
+        <w:t>Automatik</w:t>
+      </w:r>
+      <w:r>
+        <w:rPr>
+          <w:sz w:val="22"/>
+        </w:rPr>
+        <w:t xml:space="preserve"> ist die Vorrichtung, die einen Vorgang steuert und regelt. Arbeitet ein Automat rein auf Informationsebene, spricht man von einem </w:t>
+      </w:r>
+      <w:r>
+        <w:rPr>
+          <w:b/>
+          <w:sz w:val="22"/>
+        </w:rPr>
+        <w:t>Agenten</w:t>
+      </w:r>
+      <w:r>
+        <w:rPr>
+          <w:sz w:val="22"/>
+        </w:rPr>
+        <w:t xml:space="preserve"> — Software in Form eines Programmcodes.</w:t>
       </w:r>
     </w:p>
     <w:p>
@@ -1315,49 +1334,7 @@
           <w:color w:val="1F3B57"/>
           <w:sz w:val="22"/>
         </w:rPr>
-        <w:t>Statisch oder dynamisch</w:t>
-      </w:r>
-    </w:p>
-    <w:p>
-      <w:pPr>
-        <w:spacing w:after="80"/>
-      </w:pPr>
-      <w:r>
-        <w:rPr>
-          <w:sz w:val="22"/>
-        </w:rPr>
-        <w:t>Das ist die wichtigste Unterscheidung, weil sie festlegt, mit welcher Mathematik gearbeitet wird.</w:t>
-      </w:r>
-    </w:p>
-    <w:p>
-      <w:pPr>
-        <w:spacing w:after="80"/>
-      </w:pPr>
-      <w:r>
-        <w:rPr>
-          <w:b/>
-          <w:sz w:val="22"/>
-        </w:rPr>
-        <w:t>Statische Systeme</w:t>
-      </w:r>
-      <w:r>
-        <w:rPr>
-          <w:sz w:val="22"/>
-        </w:rPr>
-        <w:t xml:space="preserve"> haben keinen Energiespeicher. Der Ausgang zum Zeitpunkt </w:t>
-      </w:r>
-      <w:r>
-        <w:rPr>
-          <w:rFonts w:ascii="Consolas" w:hAnsi="Consolas"/>
-          <w:sz w:val="22"/>
-        </w:rPr>
-        <w:t>t</w:t>
-      </w:r>
-      <w:r>
-        <w:rPr>
-          <w:sz w:val="22"/>
-        </w:rPr>
-        <w:t xml:space="preserve"> hängt allein vom Eingang zum selben Zeitpunkt ab. Beschreibung: algebraische Gleichung.</w:t>
+        <w:t>Systemgrenzen</w:t>
       </w:r>
     </w:p>
     <w:tbl>
@@ -1395,7 +1372,7 @@
                 <w:b/>
                 <w:sz w:val="20"/>
               </w:rPr>
-              <w:t>Beispiel</w:t>
+              <w:t>Systemtyp</w:t>
             </w:r>
           </w:p>
         </w:tc>
@@ -1418,7 +1395,7 @@
                 <w:b/>
                 <w:sz w:val="20"/>
               </w:rPr>
-              <w:t>Eingang</w:t>
+              <w:t>Energieaustausch</w:t>
             </w:r>
           </w:p>
         </w:tc>
@@ -1441,7 +1418,7 @@
                 <w:b/>
                 <w:sz w:val="20"/>
               </w:rPr>
-              <w:t>Ausgang</w:t>
+              <w:t>Stoffaustausch</w:t>
             </w:r>
           </w:p>
         </w:tc>
@@ -1463,7 +1440,7 @@
               <w:rPr>
                 <w:sz w:val="20"/>
               </w:rPr>
-              <w:t>Ohmscher Widerstand</w:t>
+              <w:t>offen</w:t>
             </w:r>
           </w:p>
         </w:tc>
@@ -1480,7 +1457,7 @@
               <w:rPr>
                 <w:sz w:val="20"/>
               </w:rPr>
-              <w:t>Spannung u(t)</w:t>
+              <w:t>ja</w:t>
             </w:r>
           </w:p>
         </w:tc>
@@ -1497,7 +1474,7 @@
               <w:rPr>
                 <w:sz w:val="20"/>
               </w:rPr>
-              <w:t>i(t) = u(t)/R</w:t>
+              <w:t>ja</w:t>
             </w:r>
           </w:p>
         </w:tc>
@@ -1519,7 +1496,7 @@
               <w:rPr>
                 <w:sz w:val="20"/>
               </w:rPr>
-              <w:t>UND-Gatter</w:t>
+              <w:t>geschlossen</w:t>
             </w:r>
           </w:p>
         </w:tc>
@@ -1536,7 +1513,7 @@
               <w:rPr>
                 <w:sz w:val="20"/>
               </w:rPr>
-              <w:t>A(t), B(t) ∈ {0,1}</w:t>
+              <w:t>ja</w:t>
             </w:r>
           </w:p>
         </w:tc>
@@ -1553,7 +1530,7 @@
               <w:rPr>
                 <w:sz w:val="20"/>
               </w:rPr>
-              <w:t>Y(t) = A(t) ∧ B(t)</w:t>
+              <w:t>nein</w:t>
             </w:r>
           </w:p>
         </w:tc>
@@ -1575,7 +1552,7 @@
               <w:rPr>
                 <w:sz w:val="20"/>
               </w:rPr>
-              <w:t>Gewicht</w:t>
+              <w:t>abgeschlossen</w:t>
             </w:r>
           </w:p>
         </w:tc>
@@ -1592,7 +1569,7 @@
               <w:rPr>
                 <w:sz w:val="20"/>
               </w:rPr>
-              <w:t>Volumen V(t)</w:t>
+              <w:t>nein</w:t>
             </w:r>
           </w:p>
         </w:tc>
@@ -1609,7 +1586,7 @@
               <w:rPr>
                 <w:sz w:val="20"/>
               </w:rPr>
-              <w:t>m(t) = ρ·V(t)</w:t>
+              <w:t>nein</w:t>
             </w:r>
           </w:p>
         </w:tc>
@@ -1626,16 +1603,541 @@
       </w:pPr>
       <w:r>
         <w:rPr>
+          <w:sz w:val="22"/>
+        </w:rPr>
+        <w:t xml:space="preserve">Alle nicht abgeschlossenen Systeme stehen im Kontakt mit ihrer Umwelt. Diese wirkt typischerweise durch </w:t>
+      </w:r>
+      <w:r>
+        <w:rPr>
           <w:b/>
           <w:sz w:val="22"/>
         </w:rPr>
-        <w:t>Dynamische Systeme</w:t>
-      </w:r>
-      <w:r>
-        <w:rPr>
-          <w:sz w:val="22"/>
-        </w:rPr>
-        <w:t xml:space="preserve"> haben mindestens einen Energiespeicher. Der Ausgang hängt von der Vorgeschichte ab. Beschreibung: Differentialgleichung (zeitkontinuierlich) beziehungsweise Differenzengleichung (zeitdiskret).</w:t>
+        <w:t>Störungen</w:t>
+      </w:r>
+      <w:r>
+        <w:rPr>
+          <w:sz w:val="22"/>
+        </w:rPr>
+        <w:t xml:space="preserve"> auf das System ein — der Begriff, der in Teil 1 die Regelung notwendig macht.</w:t>
+      </w:r>
+    </w:p>
+    <w:p>
+      <w:pPr>
+        <w:spacing w:after="80"/>
+      </w:pPr>
+      <w:r>
+        <w:rPr>
+          <w:sz w:val="22"/>
+        </w:rPr>
+        <w:t>Im Fertigungsprozess laufen drei Umwandlungen parallel: Stoffumwandlung, Energieumwandlung und Informationsumwandlung.</w:t>
+      </w:r>
+    </w:p>
+    <w:p>
+      <w:pPr>
+        <w:spacing w:before="160" w:after="40"/>
+      </w:pPr>
+      <w:r>
+        <w:rPr>
+          <w:b/>
+          <w:color w:val="1F3B57"/>
+          <w:sz w:val="22"/>
+        </w:rPr>
+        <w:t>Ziele der Automation</w:t>
+      </w:r>
+    </w:p>
+    <w:p>
+      <w:pPr>
+        <w:spacing w:after="80"/>
+      </w:pPr>
+      <w:r>
+        <w:rPr>
+          <w:sz w:val="22"/>
+        </w:rPr>
+        <w:t>Sieben Ziele, jeweils mit dem Beispiel der Folie (Kap. 1/19):</w:t>
+      </w:r>
+    </w:p>
+    <w:tbl>
+      <w:tblPr>
+        <w:tblStyle w:val="TableGrid"/>
+        <w:tblW w:type="auto" w:w="0"/>
+        <w:tblLayout w:type="autofit"/>
+        <w:tblLook w:firstColumn="1" w:firstRow="1" w:lastColumn="0" w:lastRow="0" w:noHBand="0" w:noVBand="1" w:val="04A0"/>
+      </w:tblPr>
+      <w:tblGrid>
+        <w:gridCol w:w="4873"/>
+        <w:gridCol w:w="4873"/>
+      </w:tblGrid>
+      <w:tr>
+        <w:trPr>
+          <w:cantSplit/>
+        </w:trPr>
+        <w:tc>
+          <w:tcPr>
+            <w:tcW w:type="dxa" w:w="4873"/>
+            <w:shd w:val="clear" w:fill="EEF2F7"/>
+          </w:tcPr>
+          <w:p>
+            <w:pPr>
+              <w:spacing w:after="0"/>
+            </w:pPr>
+            <w:r>
+              <w:rPr>
+                <w:b/>
+              </w:rPr>
+            </w:r>
+            <w:r>
+              <w:rPr>
+                <w:b/>
+                <w:sz w:val="20"/>
+              </w:rPr>
+              <w:t>Ziel</w:t>
+            </w:r>
+          </w:p>
+        </w:tc>
+        <w:tc>
+          <w:tcPr>
+            <w:tcW w:type="dxa" w:w="4873"/>
+            <w:shd w:val="clear" w:fill="EEF2F7"/>
+          </w:tcPr>
+          <w:p>
+            <w:pPr>
+              <w:spacing w:after="0"/>
+            </w:pPr>
+            <w:r>
+              <w:rPr>
+                <w:b/>
+              </w:rPr>
+            </w:r>
+            <w:r>
+              <w:rPr>
+                <w:b/>
+                <w:sz w:val="20"/>
+              </w:rPr>
+              <w:t>Beispiel</w:t>
+            </w:r>
+          </w:p>
+        </w:tc>
+      </w:tr>
+      <w:tr>
+        <w:trPr>
+          <w:cantSplit/>
+        </w:trPr>
+        <w:tc>
+          <w:tcPr>
+            <w:tcW w:type="dxa" w:w="4873"/>
+          </w:tcPr>
+          <w:p>
+            <w:pPr>
+              <w:spacing w:after="0"/>
+            </w:pPr>
+            <w:r/>
+            <w:r>
+              <w:rPr>
+                <w:sz w:val="20"/>
+              </w:rPr>
+              <w:t>ökonomisch — Rationalisierung, Optimierung</w:t>
+            </w:r>
+          </w:p>
+        </w:tc>
+        <w:tc>
+          <w:tcPr>
+            <w:tcW w:type="dxa" w:w="4873"/>
+          </w:tcPr>
+          <w:p>
+            <w:pPr>
+              <w:spacing w:after="0"/>
+            </w:pPr>
+            <w:r/>
+            <w:r>
+              <w:rPr>
+                <w:sz w:val="20"/>
+              </w:rPr>
+              <w:t>—</w:t>
+            </w:r>
+          </w:p>
+        </w:tc>
+      </w:tr>
+      <w:tr>
+        <w:trPr>
+          <w:cantSplit/>
+        </w:trPr>
+        <w:tc>
+          <w:tcPr>
+            <w:tcW w:type="dxa" w:w="4873"/>
+          </w:tcPr>
+          <w:p>
+            <w:pPr>
+              <w:spacing w:after="0"/>
+            </w:pPr>
+            <w:r/>
+            <w:r>
+              <w:rPr>
+                <w:sz w:val="20"/>
+              </w:rPr>
+              <w:t>gleichmäßig</w:t>
+            </w:r>
+          </w:p>
+        </w:tc>
+        <w:tc>
+          <w:tcPr>
+            <w:tcW w:type="dxa" w:w="4873"/>
+          </w:tcPr>
+          <w:p>
+            <w:pPr>
+              <w:spacing w:after="0"/>
+            </w:pPr>
+            <w:r/>
+            <w:r>
+              <w:rPr>
+                <w:sz w:val="20"/>
+              </w:rPr>
+              <w:t>Stromproduktion</w:t>
+            </w:r>
+          </w:p>
+        </w:tc>
+      </w:tr>
+      <w:tr>
+        <w:trPr>
+          <w:cantSplit/>
+        </w:trPr>
+        <w:tc>
+          <w:tcPr>
+            <w:tcW w:type="dxa" w:w="4873"/>
+          </w:tcPr>
+          <w:p>
+            <w:pPr>
+              <w:spacing w:after="0"/>
+            </w:pPr>
+            <w:r/>
+            <w:r>
+              <w:rPr>
+                <w:sz w:val="20"/>
+              </w:rPr>
+              <w:t>zuverlässig und präzise</w:t>
+            </w:r>
+          </w:p>
+        </w:tc>
+        <w:tc>
+          <w:tcPr>
+            <w:tcW w:type="dxa" w:w="4873"/>
+          </w:tcPr>
+          <w:p>
+            <w:pPr>
+              <w:spacing w:after="0"/>
+            </w:pPr>
+            <w:r/>
+            <w:r>
+              <w:rPr>
+                <w:sz w:val="20"/>
+              </w:rPr>
+              <w:t>Weltraumsonde</w:t>
+            </w:r>
+          </w:p>
+        </w:tc>
+      </w:tr>
+      <w:tr>
+        <w:trPr>
+          <w:cantSplit/>
+        </w:trPr>
+        <w:tc>
+          <w:tcPr>
+            <w:tcW w:type="dxa" w:w="4873"/>
+          </w:tcPr>
+          <w:p>
+            <w:pPr>
+              <w:spacing w:after="0"/>
+            </w:pPr>
+            <w:r/>
+            <w:r>
+              <w:rPr>
+                <w:sz w:val="20"/>
+              </w:rPr>
+              <w:t>sicher</w:t>
+            </w:r>
+          </w:p>
+        </w:tc>
+        <w:tc>
+          <w:tcPr>
+            <w:tcW w:type="dxa" w:w="4873"/>
+          </w:tcPr>
+          <w:p>
+            <w:pPr>
+              <w:spacing w:after="0"/>
+            </w:pPr>
+            <w:r/>
+            <w:r>
+              <w:rPr>
+                <w:sz w:val="20"/>
+              </w:rPr>
+              <w:t>Kraftwerk</w:t>
+            </w:r>
+          </w:p>
+        </w:tc>
+      </w:tr>
+      <w:tr>
+        <w:trPr>
+          <w:cantSplit/>
+        </w:trPr>
+        <w:tc>
+          <w:tcPr>
+            <w:tcW w:type="dxa" w:w="4873"/>
+          </w:tcPr>
+          <w:p>
+            <w:pPr>
+              <w:spacing w:after="0"/>
+            </w:pPr>
+            <w:r/>
+            <w:r>
+              <w:rPr>
+                <w:sz w:val="20"/>
+              </w:rPr>
+              <w:t>ökologisch — ressourcenschonend</w:t>
+            </w:r>
+          </w:p>
+        </w:tc>
+        <w:tc>
+          <w:tcPr>
+            <w:tcW w:type="dxa" w:w="4873"/>
+          </w:tcPr>
+          <w:p>
+            <w:pPr>
+              <w:spacing w:after="0"/>
+            </w:pPr>
+            <w:r/>
+            <w:r>
+              <w:rPr>
+                <w:sz w:val="20"/>
+              </w:rPr>
+              <w:t>—</w:t>
+            </w:r>
+          </w:p>
+        </w:tc>
+      </w:tr>
+      <w:tr>
+        <w:trPr>
+          <w:cantSplit/>
+        </w:trPr>
+        <w:tc>
+          <w:tcPr>
+            <w:tcW w:type="dxa" w:w="4873"/>
+          </w:tcPr>
+          <w:p>
+            <w:pPr>
+              <w:spacing w:after="0"/>
+            </w:pPr>
+            <w:r/>
+            <w:r>
+              <w:rPr>
+                <w:sz w:val="20"/>
+              </w:rPr>
+              <w:t>komfortabel</w:t>
+            </w:r>
+          </w:p>
+        </w:tc>
+        <w:tc>
+          <w:tcPr>
+            <w:tcW w:type="dxa" w:w="4873"/>
+          </w:tcPr>
+          <w:p>
+            <w:pPr>
+              <w:spacing w:after="0"/>
+            </w:pPr>
+            <w:r/>
+            <w:r>
+              <w:rPr>
+                <w:sz w:val="20"/>
+              </w:rPr>
+              <w:t>Spülmaschine</w:t>
+            </w:r>
+          </w:p>
+        </w:tc>
+      </w:tr>
+      <w:tr>
+        <w:trPr>
+          <w:cantSplit/>
+        </w:trPr>
+        <w:tc>
+          <w:tcPr>
+            <w:tcW w:type="dxa" w:w="4873"/>
+          </w:tcPr>
+          <w:p>
+            <w:pPr>
+              <w:spacing w:after="0"/>
+            </w:pPr>
+            <w:r/>
+            <w:r>
+              <w:rPr>
+                <w:sz w:val="20"/>
+              </w:rPr>
+              <w:t>flexibel</w:t>
+            </w:r>
+          </w:p>
+        </w:tc>
+        <w:tc>
+          <w:tcPr>
+            <w:tcW w:type="dxa" w:w="4873"/>
+          </w:tcPr>
+          <w:p>
+            <w:pPr>
+              <w:spacing w:after="0"/>
+            </w:pPr>
+            <w:r/>
+            <w:r>
+              <w:rPr>
+                <w:sz w:val="20"/>
+              </w:rPr>
+              <w:t>3D-Drucker</w:t>
+            </w:r>
+          </w:p>
+        </w:tc>
+      </w:tr>
+    </w:tbl>
+    <w:p>
+      <w:pPr>
+        <w:spacing w:after="80"/>
+      </w:pPr>
+    </w:p>
+    <w:p>
+      <w:pPr>
+        <w:spacing w:after="80"/>
+      </w:pPr>
+      <w:r>
+        <w:rPr>
+          <w:sz w:val="22"/>
+        </w:rPr>
+        <w:t xml:space="preserve">Oberziel über allem: </w:t>
+      </w:r>
+      <w:r>
+        <w:rPr>
+          <w:b/>
+          <w:sz w:val="22"/>
+        </w:rPr>
+        <w:t>Kosteneffizienz und Qualität</w:t>
+      </w:r>
+      <w:r>
+        <w:rPr>
+          <w:sz w:val="22"/>
+        </w:rPr>
+        <w:t>.</w:t>
+      </w:r>
+    </w:p>
+    <w:p>
+      <w:pPr>
+        <w:spacing w:before="160" w:after="40"/>
+      </w:pPr>
+      <w:r>
+        <w:rPr>
+          <w:b/>
+          <w:color w:val="1F3B57"/>
+          <w:sz w:val="22"/>
+        </w:rPr>
+        <w:t>Basisaufgaben</w:t>
+      </w:r>
+    </w:p>
+    <w:p>
+      <w:pPr>
+        <w:spacing w:after="80"/>
+      </w:pPr>
+      <w:r>
+        <w:rPr>
+          <w:sz w:val="22"/>
+        </w:rPr>
+        <w:t>Die Folie trennt zwei Gruppen (Kap. 1/20), und diese Trennung ist die eigentliche Prüfungsfrage.</w:t>
+      </w:r>
+    </w:p>
+    <w:p>
+      <w:pPr>
+        <w:spacing w:after="80"/>
+      </w:pPr>
+      <w:r>
+        <w:rPr>
+          <w:b/>
+          <w:sz w:val="22"/>
+        </w:rPr>
+        <w:t>Basisaufgaben Automation</w:t>
+      </w:r>
+      <w:r>
+        <w:rPr>
+          <w:sz w:val="22"/>
+        </w:rPr>
+        <w:t xml:space="preserve"> — Messen und Wandeln von Prozessgrößen; Steuern und Sichern durch Abarbeitung von Logikprogrammen; Regeln zur Stabilisierung von Prozessgrößen; Überwachen und Erkennen von gefährlichen Prozesszuständen; Anzeigen und Bedienen.</w:t>
+      </w:r>
+    </w:p>
+    <w:p>
+      <w:pPr>
+        <w:spacing w:after="80"/>
+      </w:pPr>
+      <w:r>
+        <w:rPr>
+          <w:b/>
+          <w:sz w:val="22"/>
+        </w:rPr>
+        <w:t>Basisaufgaben Information</w:t>
+      </w:r>
+      <w:r>
+        <w:rPr>
+          <w:sz w:val="22"/>
+        </w:rPr>
+        <w:t xml:space="preserve"> — Archivieren über lange Zeiträume; Vermitteln zwischen den Leitebenen; Absichern gegen unerlaubte Zugriffe von innen oder außen.</w:t>
+      </w:r>
+    </w:p>
+    <w:p>
+      <w:pPr>
+        <w:spacing w:after="80"/>
+      </w:pPr>
+      <w:r>
+        <w:rPr>
+          <w:sz w:val="22"/>
+        </w:rPr>
+        <w:t>Realisiert werden beide durch moderne Prozessleitsysteme.</w:t>
+      </w:r>
+    </w:p>
+    <w:p>
+      <w:pPr>
+        <w:spacing w:before="160" w:after="40"/>
+      </w:pPr>
+      <w:r>
+        <w:rPr>
+          <w:b/>
+          <w:color w:val="1F3B57"/>
+          <w:sz w:val="22"/>
+        </w:rPr>
+        <w:t>Prozessleitsystem und Automatisierungspyramide</w:t>
+      </w:r>
+    </w:p>
+    <w:p>
+      <w:pPr>
+        <w:spacing w:after="80"/>
+      </w:pPr>
+      <w:r>
+        <w:rPr>
+          <w:sz w:val="22"/>
+        </w:rPr>
+        <w:t xml:space="preserve">Ein </w:t>
+      </w:r>
+      <w:r>
+        <w:rPr>
+          <w:b/>
+          <w:sz w:val="22"/>
+        </w:rPr>
+        <w:t>Prozessleitsystem</w:t>
+      </w:r>
+      <w:r>
+        <w:rPr>
+          <w:sz w:val="22"/>
+        </w:rPr>
+        <w:t xml:space="preserve"> (PLS, englisch Distributed Control System, DCS) ist ein hierarchisches und integriertes System zur technischen Realisierung der Aufgaben der Prozessleittechnik (Kap. 1/21).</w:t>
+      </w:r>
+    </w:p>
+    <w:p>
+      <w:pPr>
+        <w:spacing w:after="80"/>
+      </w:pPr>
+      <w:r>
+        <w:rPr>
+          <w:sz w:val="22"/>
+        </w:rPr>
+        <w:t>Die Hierarchie ist die klassische Automatisierungspyramide:</w:t>
       </w:r>
     </w:p>
     <w:tbl>
@@ -1673,6 +2175,1634 @@
                 <w:b/>
                 <w:sz w:val="20"/>
               </w:rPr>
+              <w:t>Ebene</w:t>
+            </w:r>
+          </w:p>
+        </w:tc>
+        <w:tc>
+          <w:tcPr>
+            <w:tcW w:type="dxa" w:w="3249"/>
+            <w:shd w:val="clear" w:fill="EEF2F7"/>
+          </w:tcPr>
+          <w:p>
+            <w:pPr>
+              <w:spacing w:after="0"/>
+            </w:pPr>
+            <w:r>
+              <w:rPr>
+                <w:b/>
+              </w:rPr>
+            </w:r>
+            <w:r>
+              <w:rPr>
+                <w:b/>
+                <w:sz w:val="20"/>
+              </w:rPr>
+              <w:t>System</w:t>
+            </w:r>
+          </w:p>
+        </w:tc>
+        <w:tc>
+          <w:tcPr>
+            <w:tcW w:type="dxa" w:w="3249"/>
+            <w:shd w:val="clear" w:fill="EEF2F7"/>
+          </w:tcPr>
+          <w:p>
+            <w:pPr>
+              <w:spacing w:after="0"/>
+            </w:pPr>
+            <w:r>
+              <w:rPr>
+                <w:b/>
+              </w:rPr>
+            </w:r>
+            <w:r>
+              <w:rPr>
+                <w:b/>
+                <w:sz w:val="20"/>
+              </w:rPr>
+              <w:t>Aufgabe</w:t>
+            </w:r>
+          </w:p>
+        </w:tc>
+      </w:tr>
+      <w:tr>
+        <w:trPr>
+          <w:cantSplit/>
+        </w:trPr>
+        <w:tc>
+          <w:tcPr>
+            <w:tcW w:type="dxa" w:w="3249"/>
+          </w:tcPr>
+          <w:p>
+            <w:pPr>
+              <w:spacing w:after="0"/>
+            </w:pPr>
+            <w:r/>
+            <w:r>
+              <w:rPr>
+                <w:sz w:val="20"/>
+              </w:rPr>
+              <w:t>Unternehmensebene</w:t>
+            </w:r>
+          </w:p>
+        </w:tc>
+        <w:tc>
+          <w:tcPr>
+            <w:tcW w:type="dxa" w:w="3249"/>
+          </w:tcPr>
+          <w:p>
+            <w:pPr>
+              <w:spacing w:after="0"/>
+            </w:pPr>
+            <w:r/>
+            <w:r>
+              <w:rPr>
+                <w:sz w:val="20"/>
+              </w:rPr>
+              <w:t>ERP — Enterprise Resource Planning</w:t>
+            </w:r>
+          </w:p>
+        </w:tc>
+        <w:tc>
+          <w:tcPr>
+            <w:tcW w:type="dxa" w:w="3249"/>
+          </w:tcPr>
+          <w:p>
+            <w:pPr>
+              <w:spacing w:after="0"/>
+            </w:pPr>
+            <w:r/>
+            <w:r>
+              <w:rPr>
+                <w:sz w:val="20"/>
+              </w:rPr>
+              <w:t>Ressourcenmanagement, Supply Chain</w:t>
+            </w:r>
+          </w:p>
+        </w:tc>
+      </w:tr>
+      <w:tr>
+        <w:trPr>
+          <w:cantSplit/>
+        </w:trPr>
+        <w:tc>
+          <w:tcPr>
+            <w:tcW w:type="dxa" w:w="3249"/>
+          </w:tcPr>
+          <w:p>
+            <w:pPr>
+              <w:spacing w:after="0"/>
+            </w:pPr>
+            <w:r/>
+            <w:r>
+              <w:rPr>
+                <w:sz w:val="20"/>
+              </w:rPr>
+              <w:t>Betriebsleitebene</w:t>
+            </w:r>
+          </w:p>
+        </w:tc>
+        <w:tc>
+          <w:tcPr>
+            <w:tcW w:type="dxa" w:w="3249"/>
+          </w:tcPr>
+          <w:p>
+            <w:pPr>
+              <w:spacing w:after="0"/>
+            </w:pPr>
+            <w:r/>
+            <w:r>
+              <w:rPr>
+                <w:sz w:val="20"/>
+              </w:rPr>
+              <w:t>MES — Manufacturing Execution System</w:t>
+            </w:r>
+          </w:p>
+        </w:tc>
+        <w:tc>
+          <w:tcPr>
+            <w:tcW w:type="dxa" w:w="3249"/>
+          </w:tcPr>
+          <w:p>
+            <w:pPr>
+              <w:spacing w:after="0"/>
+            </w:pPr>
+            <w:r/>
+            <w:r>
+              <w:rPr>
+                <w:sz w:val="20"/>
+              </w:rPr>
+              <w:t>Produktionsplanung</w:t>
+            </w:r>
+          </w:p>
+        </w:tc>
+      </w:tr>
+      <w:tr>
+        <w:trPr>
+          <w:cantSplit/>
+        </w:trPr>
+        <w:tc>
+          <w:tcPr>
+            <w:tcW w:type="dxa" w:w="3249"/>
+          </w:tcPr>
+          <w:p>
+            <w:pPr>
+              <w:spacing w:after="0"/>
+            </w:pPr>
+            <w:r/>
+            <w:r>
+              <w:rPr>
+                <w:sz w:val="20"/>
+              </w:rPr>
+              <w:t>Prozessleitebene</w:t>
+            </w:r>
+          </w:p>
+        </w:tc>
+        <w:tc>
+          <w:tcPr>
+            <w:tcW w:type="dxa" w:w="3249"/>
+          </w:tcPr>
+          <w:p>
+            <w:pPr>
+              <w:spacing w:after="0"/>
+            </w:pPr>
+            <w:r/>
+            <w:r>
+              <w:rPr>
+                <w:sz w:val="20"/>
+              </w:rPr>
+              <w:t>SCADA — Supervisory Control and Data Acquisition</w:t>
+            </w:r>
+          </w:p>
+        </w:tc>
+        <w:tc>
+          <w:tcPr>
+            <w:tcW w:type="dxa" w:w="3249"/>
+          </w:tcPr>
+          <w:p>
+            <w:pPr>
+              <w:spacing w:after="0"/>
+            </w:pPr>
+            <w:r/>
+            <w:r>
+              <w:rPr>
+                <w:sz w:val="20"/>
+              </w:rPr>
+              <w:t>Schnittstelle Mensch/Maschine</w:t>
+            </w:r>
+          </w:p>
+        </w:tc>
+      </w:tr>
+      <w:tr>
+        <w:trPr>
+          <w:cantSplit/>
+        </w:trPr>
+        <w:tc>
+          <w:tcPr>
+            <w:tcW w:type="dxa" w:w="3249"/>
+          </w:tcPr>
+          <w:p>
+            <w:pPr>
+              <w:spacing w:after="0"/>
+            </w:pPr>
+            <w:r/>
+            <w:r>
+              <w:rPr>
+                <w:sz w:val="20"/>
+              </w:rPr>
+              <w:t>Steuerungsebene</w:t>
+            </w:r>
+          </w:p>
+        </w:tc>
+        <w:tc>
+          <w:tcPr>
+            <w:tcW w:type="dxa" w:w="3249"/>
+          </w:tcPr>
+          <w:p>
+            <w:pPr>
+              <w:spacing w:after="0"/>
+            </w:pPr>
+            <w:r/>
+            <w:r>
+              <w:rPr>
+                <w:sz w:val="20"/>
+              </w:rPr>
+              <w:t>PLC / SPS</w:t>
+            </w:r>
+          </w:p>
+        </w:tc>
+        <w:tc>
+          <w:tcPr>
+            <w:tcW w:type="dxa" w:w="3249"/>
+          </w:tcPr>
+          <w:p>
+            <w:pPr>
+              <w:spacing w:after="0"/>
+            </w:pPr>
+            <w:r/>
+            <w:r>
+              <w:rPr>
+                <w:sz w:val="20"/>
+              </w:rPr>
+              <w:t>Basis-Automation, Alarme</w:t>
+            </w:r>
+          </w:p>
+        </w:tc>
+      </w:tr>
+      <w:tr>
+        <w:trPr>
+          <w:cantSplit/>
+        </w:trPr>
+        <w:tc>
+          <w:tcPr>
+            <w:tcW w:type="dxa" w:w="3249"/>
+          </w:tcPr>
+          <w:p>
+            <w:pPr>
+              <w:spacing w:after="0"/>
+            </w:pPr>
+            <w:r/>
+            <w:r>
+              <w:rPr>
+                <w:sz w:val="20"/>
+              </w:rPr>
+              <w:t>Feldebene</w:t>
+            </w:r>
+          </w:p>
+        </w:tc>
+        <w:tc>
+          <w:tcPr>
+            <w:tcW w:type="dxa" w:w="3249"/>
+          </w:tcPr>
+          <w:p>
+            <w:pPr>
+              <w:spacing w:after="0"/>
+            </w:pPr>
+            <w:r/>
+            <w:r>
+              <w:rPr>
+                <w:sz w:val="20"/>
+              </w:rPr>
+              <w:t>Ein- und Ausgangssignale</w:t>
+            </w:r>
+          </w:p>
+        </w:tc>
+        <w:tc>
+          <w:tcPr>
+            <w:tcW w:type="dxa" w:w="3249"/>
+          </w:tcPr>
+          <w:p>
+            <w:pPr>
+              <w:spacing w:after="0"/>
+            </w:pPr>
+            <w:r/>
+            <w:r>
+              <w:rPr>
+                <w:sz w:val="20"/>
+              </w:rPr>
+              <w:t>Sensoren und Aktoren</w:t>
+            </w:r>
+          </w:p>
+        </w:tc>
+      </w:tr>
+    </w:tbl>
+    <w:p>
+      <w:pPr>
+        <w:spacing w:after="80"/>
+      </w:pPr>
+    </w:p>
+    <w:p>
+      <w:pPr>
+        <w:spacing w:before="120" w:after="120"/>
+        <w:ind w:left="240"/>
+        <w:shd w:val="clear" w:fill="EEF2F7"/>
+        <w:pBdr>
+          <w:left w:val="single" w:sz="18" w:space="6" w:color="1F3B57"/>
+        </w:pBdr>
+      </w:pPr>
+      <w:r>
+        <w:rPr>
+          <w:b/>
+          <w:sz w:val="22"/>
+        </w:rPr>
+        <w:t>Merksatz:</w:t>
+      </w:r>
+      <w:r>
+        <w:rPr>
+          <w:sz w:val="22"/>
+        </w:rPr>
+        <w:t xml:space="preserve"> Daten werden von unten nach oben </w:t>
+      </w:r>
+      <w:r>
+        <w:rPr>
+          <w:b/>
+          <w:sz w:val="22"/>
+        </w:rPr>
+        <w:t>erfasst</w:t>
+      </w:r>
+      <w:r>
+        <w:rPr>
+          <w:sz w:val="22"/>
+        </w:rPr>
+        <w:t>, Planung wirkt von oben nach unten. Und die Echtzeitanforderung wird nach unten härter: Auf der Feldebene zählen Millisekunden, auf der Unternehmensebene Tage.</w:t>
+      </w:r>
+    </w:p>
+    <w:p>
+      <w:pPr>
+        <w:spacing w:before="160" w:after="40"/>
+      </w:pPr>
+      <w:r>
+        <w:rPr>
+          <w:b/>
+          <w:color w:val="1F3B57"/>
+          <w:sz w:val="22"/>
+        </w:rPr>
+        <w:t>Die vier industriellen Revolutionen</w:t>
+      </w:r>
+    </w:p>
+    <w:tbl>
+      <w:tblPr>
+        <w:tblStyle w:val="TableGrid"/>
+        <w:tblW w:type="auto" w:w="0"/>
+        <w:tblLayout w:type="autofit"/>
+        <w:tblLook w:firstColumn="1" w:firstRow="1" w:lastColumn="0" w:lastRow="0" w:noHBand="0" w:noVBand="1" w:val="04A0"/>
+      </w:tblPr>
+      <w:tblGrid>
+        <w:gridCol w:w="3249"/>
+        <w:gridCol w:w="3249"/>
+        <w:gridCol w:w="3249"/>
+      </w:tblGrid>
+      <w:tr>
+        <w:trPr>
+          <w:cantSplit/>
+        </w:trPr>
+        <w:tc>
+          <w:tcPr>
+            <w:tcW w:type="dxa" w:w="3249"/>
+            <w:shd w:val="clear" w:fill="EEF2F7"/>
+          </w:tcPr>
+          <w:p>
+            <w:pPr>
+              <w:spacing w:after="0"/>
+            </w:pPr>
+            <w:r>
+              <w:rPr>
+                <w:b/>
+              </w:rPr>
+            </w:r>
+            <w:r>
+              <w:rPr>
+                <w:b/>
+                <w:sz w:val="20"/>
+              </w:rPr>
+              <w:t>Stufe</w:t>
+            </w:r>
+          </w:p>
+        </w:tc>
+        <w:tc>
+          <w:tcPr>
+            <w:tcW w:type="dxa" w:w="3249"/>
+            <w:shd w:val="clear" w:fill="EEF2F7"/>
+          </w:tcPr>
+          <w:p>
+            <w:pPr>
+              <w:spacing w:after="0"/>
+            </w:pPr>
+            <w:r>
+              <w:rPr>
+                <w:b/>
+              </w:rPr>
+            </w:r>
+            <w:r>
+              <w:rPr>
+                <w:b/>
+                <w:sz w:val="20"/>
+              </w:rPr>
+              <w:t>Kennwort</w:t>
+            </w:r>
+          </w:p>
+        </w:tc>
+        <w:tc>
+          <w:tcPr>
+            <w:tcW w:type="dxa" w:w="3249"/>
+            <w:shd w:val="clear" w:fill="EEF2F7"/>
+          </w:tcPr>
+          <w:p>
+            <w:pPr>
+              <w:spacing w:after="0"/>
+            </w:pPr>
+            <w:r>
+              <w:rPr>
+                <w:b/>
+              </w:rPr>
+            </w:r>
+            <w:r>
+              <w:rPr>
+                <w:b/>
+                <w:sz w:val="20"/>
+              </w:rPr>
+              <w:t>Marken</w:t>
+            </w:r>
+          </w:p>
+        </w:tc>
+      </w:tr>
+      <w:tr>
+        <w:trPr>
+          <w:cantSplit/>
+        </w:trPr>
+        <w:tc>
+          <w:tcPr>
+            <w:tcW w:type="dxa" w:w="3249"/>
+          </w:tcPr>
+          <w:p>
+            <w:pPr>
+              <w:spacing w:after="0"/>
+            </w:pPr>
+            <w:r/>
+            <w:r>
+              <w:rPr>
+                <w:sz w:val="20"/>
+              </w:rPr>
+              <w:t>Industrie 1.0</w:t>
+            </w:r>
+          </w:p>
+        </w:tc>
+        <w:tc>
+          <w:tcPr>
+            <w:tcW w:type="dxa" w:w="3249"/>
+          </w:tcPr>
+          <w:p>
+            <w:pPr>
+              <w:spacing w:after="0"/>
+            </w:pPr>
+            <w:r/>
+            <w:r>
+              <w:rPr>
+                <w:sz w:val="20"/>
+              </w:rPr>
+              <w:t>Mechanisierung</w:t>
+            </w:r>
+          </w:p>
+        </w:tc>
+        <w:tc>
+          <w:tcPr>
+            <w:tcW w:type="dxa" w:w="3249"/>
+          </w:tcPr>
+          <w:p>
+            <w:pPr>
+              <w:spacing w:after="0"/>
+            </w:pPr>
+            <w:r/>
+            <w:r>
+              <w:rPr>
+                <w:sz w:val="20"/>
+              </w:rPr>
+              <w:t>1784 erster mechanischer Webstuhl, Weberaufstände, später Dampfmaschine und Eisenbahn</w:t>
+            </w:r>
+          </w:p>
+        </w:tc>
+      </w:tr>
+      <w:tr>
+        <w:trPr>
+          <w:cantSplit/>
+        </w:trPr>
+        <w:tc>
+          <w:tcPr>
+            <w:tcW w:type="dxa" w:w="3249"/>
+          </w:tcPr>
+          <w:p>
+            <w:pPr>
+              <w:spacing w:after="0"/>
+            </w:pPr>
+            <w:r/>
+            <w:r>
+              <w:rPr>
+                <w:sz w:val="20"/>
+              </w:rPr>
+              <w:t>Industrie 2.0</w:t>
+            </w:r>
+          </w:p>
+        </w:tc>
+        <w:tc>
+          <w:tcPr>
+            <w:tcW w:type="dxa" w:w="3249"/>
+          </w:tcPr>
+          <w:p>
+            <w:pPr>
+              <w:spacing w:after="0"/>
+            </w:pPr>
+            <w:r/>
+            <w:r>
+              <w:rPr>
+                <w:sz w:val="20"/>
+              </w:rPr>
+              <w:t>Elektrifizierung</w:t>
+            </w:r>
+          </w:p>
+        </w:tc>
+        <w:tc>
+          <w:tcPr>
+            <w:tcW w:type="dxa" w:w="3249"/>
+          </w:tcPr>
+          <w:p>
+            <w:pPr>
+              <w:spacing w:after="0"/>
+            </w:pPr>
+            <w:r/>
+            <w:r>
+              <w:rPr>
+                <w:sz w:val="20"/>
+              </w:rPr>
+              <w:t>1870 erstes Fließband, Elektrizität als Antriebskraft, Telefon und Schreibmaschine</w:t>
+            </w:r>
+          </w:p>
+        </w:tc>
+      </w:tr>
+      <w:tr>
+        <w:trPr>
+          <w:cantSplit/>
+        </w:trPr>
+        <w:tc>
+          <w:tcPr>
+            <w:tcW w:type="dxa" w:w="3249"/>
+          </w:tcPr>
+          <w:p>
+            <w:pPr>
+              <w:spacing w:after="0"/>
+            </w:pPr>
+            <w:r/>
+            <w:r>
+              <w:rPr>
+                <w:sz w:val="20"/>
+              </w:rPr>
+              <w:t>Industrie 3.0</w:t>
+            </w:r>
+          </w:p>
+        </w:tc>
+        <w:tc>
+          <w:tcPr>
+            <w:tcW w:type="dxa" w:w="3249"/>
+          </w:tcPr>
+          <w:p>
+            <w:pPr>
+              <w:spacing w:after="0"/>
+            </w:pPr>
+            <w:r/>
+            <w:r>
+              <w:rPr>
+                <w:sz w:val="20"/>
+              </w:rPr>
+              <w:t>Automatisierung</w:t>
+            </w:r>
+          </w:p>
+        </w:tc>
+        <w:tc>
+          <w:tcPr>
+            <w:tcW w:type="dxa" w:w="3249"/>
+          </w:tcPr>
+          <w:p>
+            <w:pPr>
+              <w:spacing w:after="0"/>
+            </w:pPr>
+            <w:r/>
+            <w:r>
+              <w:rPr>
+                <w:sz w:val="20"/>
+              </w:rPr>
+              <w:t xml:space="preserve">1941 Zuse Z3, </w:t>
+            </w:r>
+            <w:r>
+              <w:rPr>
+                <w:b/>
+                <w:sz w:val="20"/>
+              </w:rPr>
+              <w:t>1969 erste SPS</w:t>
+            </w:r>
+            <w:r>
+              <w:rPr>
+                <w:sz w:val="20"/>
+              </w:rPr>
+              <w:t>, Personal Computer</w:t>
+            </w:r>
+          </w:p>
+        </w:tc>
+      </w:tr>
+      <w:tr>
+        <w:trPr>
+          <w:cantSplit/>
+        </w:trPr>
+        <w:tc>
+          <w:tcPr>
+            <w:tcW w:type="dxa" w:w="3249"/>
+          </w:tcPr>
+          <w:p>
+            <w:pPr>
+              <w:spacing w:after="0"/>
+            </w:pPr>
+            <w:r/>
+            <w:r>
+              <w:rPr>
+                <w:sz w:val="20"/>
+              </w:rPr>
+              <w:t>Industrie 4.0</w:t>
+            </w:r>
+          </w:p>
+        </w:tc>
+        <w:tc>
+          <w:tcPr>
+            <w:tcW w:type="dxa" w:w="3249"/>
+          </w:tcPr>
+          <w:p>
+            <w:pPr>
+              <w:spacing w:after="0"/>
+            </w:pPr>
+            <w:r/>
+            <w:r>
+              <w:rPr>
+                <w:sz w:val="20"/>
+              </w:rPr>
+              <w:t>Vernetzung</w:t>
+            </w:r>
+          </w:p>
+        </w:tc>
+        <w:tc>
+          <w:tcPr>
+            <w:tcW w:type="dxa" w:w="3249"/>
+          </w:tcPr>
+          <w:p>
+            <w:pPr>
+              <w:spacing w:after="0"/>
+            </w:pPr>
+            <w:r/>
+            <w:r>
+              <w:rPr>
+                <w:sz w:val="20"/>
+              </w:rPr>
+              <w:t>cyber-physische Systeme, künstliche Intelligenz, Predictive Maintenance</w:t>
+            </w:r>
+          </w:p>
+        </w:tc>
+      </w:tr>
+    </w:tbl>
+    <w:p>
+      <w:pPr>
+        <w:spacing w:after="80"/>
+      </w:pPr>
+    </w:p>
+    <w:p>
+      <w:pPr>
+        <w:spacing w:after="80"/>
+      </w:pPr>
+      <w:r>
+        <w:rPr>
+          <w:sz w:val="22"/>
+        </w:rPr>
+        <w:t xml:space="preserve">Zwei Jahreszahlen aus dem Kapitel lohnen sich gesondert: </w:t>
+      </w:r>
+      <w:r>
+        <w:rPr>
+          <w:b/>
+          <w:sz w:val="22"/>
+        </w:rPr>
+        <w:t>1968</w:t>
+      </w:r>
+      <w:r>
+        <w:rPr>
+          <w:sz w:val="22"/>
+        </w:rPr>
+        <w:t xml:space="preserve"> kam mit der „Modicon 084" von Richard E. Morley die erste SPS der Welt — programmierte Verknüpfungen von Ein- und Ausgängen statt fester Verdrahtung. </w:t>
+      </w:r>
+      <w:r>
+        <w:rPr>
+          <w:b/>
+          <w:sz w:val="22"/>
+        </w:rPr>
+        <w:t>1975</w:t>
+      </w:r>
+      <w:r>
+        <w:rPr>
+          <w:sz w:val="22"/>
+        </w:rPr>
+        <w:t xml:space="preserve"> brachte Honeywell mit dem TDC2000 das erste verteilte Prozessleitsystem.</w:t>
+      </w:r>
+    </w:p>
+    <w:p>
+      <w:pPr>
+        <w:spacing w:before="120" w:after="120"/>
+        <w:ind w:left="240"/>
+        <w:shd w:val="clear" w:fill="EEF2F7"/>
+        <w:pBdr>
+          <w:left w:val="single" w:sz="18" w:space="6" w:color="1F3B57"/>
+        </w:pBdr>
+      </w:pPr>
+      <w:r>
+        <w:rPr>
+          <w:b/>
+          <w:sz w:val="22"/>
+        </w:rPr>
+        <w:t>Achtung, scheinbarer Widerspruch:</w:t>
+      </w:r>
+      <w:r>
+        <w:rPr>
+          <w:sz w:val="22"/>
+        </w:rPr>
+        <w:t xml:space="preserve"> Die Folie zu Industrie 3.0 nennt 1969 als Jahr der ersten SPS, die Folie zur SPS-Geschichte nennt 1968. Gemeint ist dasselbe Gerät; die Modicon 084 wurde 1968 entwickelt und 1969 ausgeliefert.</w:t>
+      </w:r>
+    </w:p>
+    <w:p>
+      <w:pPr>
+        <w:spacing w:before="160" w:after="40"/>
+      </w:pPr>
+      <w:r>
+        <w:rPr>
+          <w:b/>
+          <w:color w:val="1F3B57"/>
+          <w:sz w:val="22"/>
+        </w:rPr>
+        <w:t>Intelligente Systeme</w:t>
+      </w:r>
+    </w:p>
+    <w:p>
+      <w:pPr>
+        <w:spacing w:after="80"/>
+      </w:pPr>
+      <w:r>
+        <w:rPr>
+          <w:sz w:val="22"/>
+        </w:rPr>
+        <w:t xml:space="preserve">Der Ausblick des Kapitels: Klassische Automatisierungssysteme werden um </w:t>
+      </w:r>
+      <w:r>
+        <w:rPr>
+          <w:b/>
+          <w:sz w:val="22"/>
+        </w:rPr>
+        <w:t>Wahrnehmungs- und Lernfähigkeiten</w:t>
+      </w:r>
+      <w:r>
+        <w:rPr>
+          <w:sz w:val="22"/>
+        </w:rPr>
+        <w:t xml:space="preserve"> erweitert. Eine intelligente Produktionsanlage hat drei Ebenen (Kap. 1/35):</w:t>
+      </w:r>
+    </w:p>
+    <w:tbl>
+      <w:tblPr>
+        <w:tblStyle w:val="TableGrid"/>
+        <w:tblW w:type="auto" w:w="0"/>
+        <w:tblLayout w:type="autofit"/>
+        <w:tblLook w:firstColumn="1" w:firstRow="1" w:lastColumn="0" w:lastRow="0" w:noHBand="0" w:noVBand="1" w:val="04A0"/>
+      </w:tblPr>
+      <w:tblGrid>
+        <w:gridCol w:w="3249"/>
+        <w:gridCol w:w="3249"/>
+        <w:gridCol w:w="3249"/>
+      </w:tblGrid>
+      <w:tr>
+        <w:trPr>
+          <w:cantSplit/>
+        </w:trPr>
+        <w:tc>
+          <w:tcPr>
+            <w:tcW w:type="dxa" w:w="3249"/>
+            <w:shd w:val="clear" w:fill="EEF2F7"/>
+          </w:tcPr>
+          <w:p>
+            <w:pPr>
+              <w:spacing w:after="0"/>
+            </w:pPr>
+            <w:r>
+              <w:rPr>
+                <w:b/>
+              </w:rPr>
+            </w:r>
+            <w:r>
+              <w:rPr>
+                <w:b/>
+                <w:sz w:val="20"/>
+              </w:rPr>
+              <w:t>Ebene</w:t>
+            </w:r>
+          </w:p>
+        </w:tc>
+        <w:tc>
+          <w:tcPr>
+            <w:tcW w:type="dxa" w:w="3249"/>
+            <w:shd w:val="clear" w:fill="EEF2F7"/>
+          </w:tcPr>
+          <w:p>
+            <w:pPr>
+              <w:spacing w:after="0"/>
+            </w:pPr>
+            <w:r>
+              <w:rPr>
+                <w:b/>
+              </w:rPr>
+            </w:r>
+            <w:r>
+              <w:rPr>
+                <w:b/>
+                <w:sz w:val="20"/>
+              </w:rPr>
+              <w:t>Aufgabe</w:t>
+            </w:r>
+          </w:p>
+        </w:tc>
+        <w:tc>
+          <w:tcPr>
+            <w:tcW w:type="dxa" w:w="3249"/>
+            <w:shd w:val="clear" w:fill="EEF2F7"/>
+          </w:tcPr>
+          <w:p>
+            <w:pPr>
+              <w:spacing w:after="0"/>
+            </w:pPr>
+            <w:r>
+              <w:rPr>
+                <w:b/>
+              </w:rPr>
+            </w:r>
+            <w:r>
+              <w:rPr>
+                <w:b/>
+                <w:sz w:val="20"/>
+              </w:rPr>
+              <w:t>Echtzeit</w:t>
+            </w:r>
+          </w:p>
+        </w:tc>
+      </w:tr>
+      <w:tr>
+        <w:trPr>
+          <w:cantSplit/>
+        </w:trPr>
+        <w:tc>
+          <w:tcPr>
+            <w:tcW w:type="dxa" w:w="3249"/>
+          </w:tcPr>
+          <w:p>
+            <w:pPr>
+              <w:spacing w:after="0"/>
+            </w:pPr>
+            <w:r/>
+            <w:r>
+              <w:rPr>
+                <w:sz w:val="20"/>
+              </w:rPr>
+              <w:t>kognitiv</w:t>
+            </w:r>
+          </w:p>
+        </w:tc>
+        <w:tc>
+          <w:tcPr>
+            <w:tcW w:type="dxa" w:w="3249"/>
+          </w:tcPr>
+          <w:p>
+            <w:pPr>
+              <w:spacing w:after="0"/>
+            </w:pPr>
+            <w:r/>
+            <w:r>
+              <w:rPr>
+                <w:sz w:val="20"/>
+              </w:rPr>
+              <w:t>Auswertung von Langzeitdaten, Optimierungen, modifiziert die assoziative Ebene</w:t>
+            </w:r>
+          </w:p>
+        </w:tc>
+        <w:tc>
+          <w:tcPr>
+            <w:tcW w:type="dxa" w:w="3249"/>
+          </w:tcPr>
+          <w:p>
+            <w:pPr>
+              <w:spacing w:after="0"/>
+            </w:pPr>
+            <w:r/>
+            <w:r>
+              <w:rPr>
+                <w:sz w:val="20"/>
+              </w:rPr>
+              <w:t>—</w:t>
+            </w:r>
+          </w:p>
+        </w:tc>
+      </w:tr>
+      <w:tr>
+        <w:trPr>
+          <w:cantSplit/>
+        </w:trPr>
+        <w:tc>
+          <w:tcPr>
+            <w:tcW w:type="dxa" w:w="3249"/>
+          </w:tcPr>
+          <w:p>
+            <w:pPr>
+              <w:spacing w:after="0"/>
+            </w:pPr>
+            <w:r/>
+            <w:r>
+              <w:rPr>
+                <w:sz w:val="20"/>
+              </w:rPr>
+              <w:t>assoziativ</w:t>
+            </w:r>
+          </w:p>
+        </w:tc>
+        <w:tc>
+          <w:tcPr>
+            <w:tcW w:type="dxa" w:w="3249"/>
+          </w:tcPr>
+          <w:p>
+            <w:pPr>
+              <w:spacing w:after="0"/>
+            </w:pPr>
+            <w:r/>
+            <w:r>
+              <w:rPr>
+                <w:sz w:val="20"/>
+              </w:rPr>
+              <w:t>Überwachung, Erkennung von Notfallszenarien, Umschaltung der Konfiguration</w:t>
+            </w:r>
+          </w:p>
+        </w:tc>
+        <w:tc>
+          <w:tcPr>
+            <w:tcW w:type="dxa" w:w="3249"/>
+          </w:tcPr>
+          <w:p>
+            <w:pPr>
+              <w:spacing w:after="0"/>
+            </w:pPr>
+            <w:r/>
+            <w:r>
+              <w:rPr>
+                <w:sz w:val="20"/>
+              </w:rPr>
+              <w:t>weich</w:t>
+            </w:r>
+          </w:p>
+        </w:tc>
+      </w:tr>
+      <w:tr>
+        <w:trPr>
+          <w:cantSplit/>
+        </w:trPr>
+        <w:tc>
+          <w:tcPr>
+            <w:tcW w:type="dxa" w:w="3249"/>
+          </w:tcPr>
+          <w:p>
+            <w:pPr>
+              <w:spacing w:after="0"/>
+            </w:pPr>
+            <w:r/>
+            <w:r>
+              <w:rPr>
+                <w:sz w:val="20"/>
+              </w:rPr>
+              <w:t>klassische Steuerungsebene</w:t>
+            </w:r>
+          </w:p>
+        </w:tc>
+        <w:tc>
+          <w:tcPr>
+            <w:tcW w:type="dxa" w:w="3249"/>
+          </w:tcPr>
+          <w:p>
+            <w:pPr>
+              <w:spacing w:after="0"/>
+            </w:pPr>
+            <w:r/>
+            <w:r>
+              <w:rPr>
+                <w:sz w:val="20"/>
+              </w:rPr>
+              <w:t>elementar vorgesehene Funktionen über die SPS</w:t>
+            </w:r>
+          </w:p>
+        </w:tc>
+        <w:tc>
+          <w:tcPr>
+            <w:tcW w:type="dxa" w:w="3249"/>
+          </w:tcPr>
+          <w:p>
+            <w:pPr>
+              <w:spacing w:after="0"/>
+            </w:pPr>
+            <w:r/>
+            <w:r>
+              <w:rPr>
+                <w:b/>
+                <w:sz w:val="20"/>
+              </w:rPr>
+              <w:t>hart</w:t>
+            </w:r>
+          </w:p>
+        </w:tc>
+      </w:tr>
+    </w:tbl>
+    <w:p>
+      <w:pPr>
+        <w:spacing w:after="80"/>
+      </w:pPr>
+    </w:p>
+    <w:p>
+      <w:pPr>
+        <w:spacing w:after="80"/>
+      </w:pPr>
+      <w:r>
+        <w:rPr>
+          <w:sz w:val="22"/>
+        </w:rPr>
+        <w:t>Die Unterscheidung harte gegen weiche Echtzeit ist der Kern: Nur die unterste Ebene muss eine Frist garantiert einhalten.</w:t>
+      </w:r>
+    </w:p>
+    <w:p>
+      <w:r>
+        <w:br w:type="page"/>
+      </w:r>
+    </w:p>
+    <w:p>
+      <w:pPr>
+        <w:spacing w:before="200" w:after="80"/>
+        <w:pBdr>
+          <w:bottom w:val="single" w:sz="6" w:space="2" w:color="1F3B57"/>
+        </w:pBdr>
+      </w:pPr>
+      <w:r>
+        <w:rPr>
+          <w:b/>
+          <w:color w:val="1F3B57"/>
+          <w:sz w:val="24"/>
+        </w:rPr>
+        <w:t>TEIL 1 — SIGNALE UND SYSTEME</w:t>
+      </w:r>
+    </w:p>
+    <w:p>
+      <w:pPr>
+        <w:spacing w:before="160" w:after="40"/>
+      </w:pPr>
+      <w:r>
+        <w:rPr>
+          <w:b/>
+          <w:color w:val="1F3B57"/>
+          <w:sz w:val="22"/>
+        </w:rPr>
+        <w:t>Kernbegriffe</w:t>
+      </w:r>
+    </w:p>
+    <w:p>
+      <w:pPr>
+        <w:spacing w:after="80"/>
+      </w:pPr>
+      <w:r>
+        <w:rPr>
+          <w:sz w:val="22"/>
+        </w:rPr>
+        <w:t xml:space="preserve">Ein </w:t>
+      </w:r>
+      <w:r>
+        <w:rPr>
+          <w:b/>
+          <w:sz w:val="22"/>
+        </w:rPr>
+        <w:t>Signal</w:t>
+      </w:r>
+      <w:r>
+        <w:rPr>
+          <w:sz w:val="22"/>
+        </w:rPr>
+        <w:t xml:space="preserve"> ist eine Funktion einer oder mehrerer unabhängiger Variablen — meist der Zeit, manchmal des Ortes — und trägt Information über das Verhalten einer Erscheinung. Geschrieben wird die Zeitabhängigkeit ausdrücklich als </w:t>
+      </w:r>
+      <w:r>
+        <w:rPr>
+          <w:rFonts w:ascii="Consolas" w:hAnsi="Consolas"/>
+          <w:sz w:val="22"/>
+        </w:rPr>
+        <w:t>y(t)</w:t>
+      </w:r>
+      <w:r>
+        <w:rPr>
+          <w:sz w:val="22"/>
+        </w:rPr>
+        <w:t>.</w:t>
+      </w:r>
+    </w:p>
+    <w:p>
+      <w:pPr>
+        <w:spacing w:after="80"/>
+      </w:pPr>
+      <w:r>
+        <w:rPr>
+          <w:sz w:val="22"/>
+        </w:rPr>
+        <w:t xml:space="preserve">Ein </w:t>
+      </w:r>
+      <w:r>
+        <w:rPr>
+          <w:b/>
+          <w:sz w:val="22"/>
+        </w:rPr>
+        <w:t>System</w:t>
+      </w:r>
+      <w:r>
+        <w:rPr>
+          <w:sz w:val="22"/>
+        </w:rPr>
+        <w:t xml:space="preserve"> verarbeitet Eingangssignale und erzeugt daraus Ausgangssignale. Entscheidend ist die Rückwirkungsfreiheit: Eingangssignale existieren unabhängig vom System, das System wirkt nicht auf sie zurück. Die Ausgangssignale heißen auch Systemantwort oder Reaktion.</w:t>
+      </w:r>
+    </w:p>
+    <w:p>
+      <w:pPr>
+        <w:spacing w:after="80"/>
+      </w:pPr>
+      <w:r>
+        <w:rPr>
+          <w:b/>
+          <w:sz w:val="22"/>
+        </w:rPr>
+        <w:t>SISO</w:t>
+      </w:r>
+      <w:r>
+        <w:rPr>
+          <w:sz w:val="22"/>
+        </w:rPr>
+        <w:t xml:space="preserve"> bezeichnet ein Eingrößensystem mit einer Eingangsgröße </w:t>
+      </w:r>
+      <w:r>
+        <w:rPr>
+          <w:rFonts w:ascii="Consolas" w:hAnsi="Consolas"/>
+          <w:sz w:val="22"/>
+        </w:rPr>
+        <w:t>u(t)</w:t>
+      </w:r>
+      <w:r>
+        <w:rPr>
+          <w:sz w:val="22"/>
+        </w:rPr>
+        <w:t xml:space="preserve"> und einer Ausgangsgröße </w:t>
+      </w:r>
+      <w:r>
+        <w:rPr>
+          <w:rFonts w:ascii="Consolas" w:hAnsi="Consolas"/>
+          <w:sz w:val="22"/>
+        </w:rPr>
+        <w:t>y(t)</w:t>
+      </w:r>
+      <w:r>
+        <w:rPr>
+          <w:sz w:val="22"/>
+        </w:rPr>
+        <w:t xml:space="preserve">. </w:t>
+      </w:r>
+      <w:r>
+        <w:rPr>
+          <w:b/>
+          <w:sz w:val="22"/>
+        </w:rPr>
+        <w:t>MIMO</w:t>
+      </w:r>
+      <w:r>
+        <w:rPr>
+          <w:sz w:val="22"/>
+        </w:rPr>
+        <w:t xml:space="preserve"> bezeichnet ein Mehrgrößensystem. Die Vorlesung behandelt bevorzugt SISO.</w:t>
+      </w:r>
+    </w:p>
+    <w:p>
+      <w:pPr>
+        <w:spacing w:after="80"/>
+      </w:pPr>
+      <w:r>
+        <w:rPr>
+          <w:sz w:val="22"/>
+        </w:rPr>
+        <w:t xml:space="preserve">Der </w:t>
+      </w:r>
+      <w:r>
+        <w:rPr>
+          <w:b/>
+          <w:sz w:val="22"/>
+        </w:rPr>
+        <w:t>Zustand</w:t>
+      </w:r>
+      <w:r>
+        <w:rPr>
+          <w:sz w:val="22"/>
+        </w:rPr>
+        <w:t xml:space="preserve"> eines Systems ist die in ihm gespeicherte Energie. Ändert sich die Anregung, ändert sich der Zustand. Beim RC-Tiefpass ist das die Ladung des Kondensators.</w:t>
+      </w:r>
+    </w:p>
+    <w:p>
+      <w:pPr>
+        <w:spacing w:before="160" w:after="40"/>
+      </w:pPr>
+      <w:r>
+        <w:rPr>
+          <w:b/>
+          <w:color w:val="1F3B57"/>
+          <w:sz w:val="22"/>
+        </w:rPr>
+        <w:t>Statisch oder dynamisch</w:t>
+      </w:r>
+    </w:p>
+    <w:p>
+      <w:pPr>
+        <w:spacing w:after="80"/>
+      </w:pPr>
+      <w:r>
+        <w:rPr>
+          <w:sz w:val="22"/>
+        </w:rPr>
+        <w:t>Das ist die wichtigste Unterscheidung, weil sie festlegt, mit welcher Mathematik gearbeitet wird.</w:t>
+      </w:r>
+    </w:p>
+    <w:p>
+      <w:pPr>
+        <w:spacing w:after="80"/>
+      </w:pPr>
+      <w:r>
+        <w:rPr>
+          <w:b/>
+          <w:sz w:val="22"/>
+        </w:rPr>
+        <w:t>Statische Systeme</w:t>
+      </w:r>
+      <w:r>
+        <w:rPr>
+          <w:sz w:val="22"/>
+        </w:rPr>
+        <w:t xml:space="preserve"> haben keinen Energiespeicher. Der Ausgang zum Zeitpunkt </w:t>
+      </w:r>
+      <w:r>
+        <w:rPr>
+          <w:rFonts w:ascii="Consolas" w:hAnsi="Consolas"/>
+          <w:sz w:val="22"/>
+        </w:rPr>
+        <w:t>t</w:t>
+      </w:r>
+      <w:r>
+        <w:rPr>
+          <w:sz w:val="22"/>
+        </w:rPr>
+        <w:t xml:space="preserve"> hängt allein vom Eingang zum selben Zeitpunkt ab. Beschreibung: algebraische Gleichung.</w:t>
+      </w:r>
+    </w:p>
+    <w:tbl>
+      <w:tblPr>
+        <w:tblStyle w:val="TableGrid"/>
+        <w:tblW w:type="auto" w:w="0"/>
+        <w:tblLayout w:type="autofit"/>
+        <w:tblLook w:firstColumn="1" w:firstRow="1" w:lastColumn="0" w:lastRow="0" w:noHBand="0" w:noVBand="1" w:val="04A0"/>
+      </w:tblPr>
+      <w:tblGrid>
+        <w:gridCol w:w="3249"/>
+        <w:gridCol w:w="3249"/>
+        <w:gridCol w:w="3249"/>
+      </w:tblGrid>
+      <w:tr>
+        <w:trPr>
+          <w:cantSplit/>
+        </w:trPr>
+        <w:tc>
+          <w:tcPr>
+            <w:tcW w:type="dxa" w:w="3249"/>
+            <w:shd w:val="clear" w:fill="EEF2F7"/>
+          </w:tcPr>
+          <w:p>
+            <w:pPr>
+              <w:spacing w:after="0"/>
+            </w:pPr>
+            <w:r>
+              <w:rPr>
+                <w:b/>
+              </w:rPr>
+            </w:r>
+            <w:r>
+              <w:rPr>
+                <w:b/>
+                <w:sz w:val="20"/>
+              </w:rPr>
+              <w:t>Beispiel</w:t>
+            </w:r>
+          </w:p>
+        </w:tc>
+        <w:tc>
+          <w:tcPr>
+            <w:tcW w:type="dxa" w:w="3249"/>
+            <w:shd w:val="clear" w:fill="EEF2F7"/>
+          </w:tcPr>
+          <w:p>
+            <w:pPr>
+              <w:spacing w:after="0"/>
+            </w:pPr>
+            <w:r>
+              <w:rPr>
+                <w:b/>
+              </w:rPr>
+            </w:r>
+            <w:r>
+              <w:rPr>
+                <w:b/>
+                <w:sz w:val="20"/>
+              </w:rPr>
+              <w:t>Eingang</w:t>
+            </w:r>
+          </w:p>
+        </w:tc>
+        <w:tc>
+          <w:tcPr>
+            <w:tcW w:type="dxa" w:w="3249"/>
+            <w:shd w:val="clear" w:fill="EEF2F7"/>
+          </w:tcPr>
+          <w:p>
+            <w:pPr>
+              <w:spacing w:after="0"/>
+            </w:pPr>
+            <w:r>
+              <w:rPr>
+                <w:b/>
+              </w:rPr>
+            </w:r>
+            <w:r>
+              <w:rPr>
+                <w:b/>
+                <w:sz w:val="20"/>
+              </w:rPr>
+              <w:t>Ausgang</w:t>
+            </w:r>
+          </w:p>
+        </w:tc>
+      </w:tr>
+      <w:tr>
+        <w:trPr>
+          <w:cantSplit/>
+        </w:trPr>
+        <w:tc>
+          <w:tcPr>
+            <w:tcW w:type="dxa" w:w="3249"/>
+          </w:tcPr>
+          <w:p>
+            <w:pPr>
+              <w:spacing w:after="0"/>
+            </w:pPr>
+            <w:r/>
+            <w:r>
+              <w:rPr>
+                <w:sz w:val="20"/>
+              </w:rPr>
+              <w:t>Ohmscher Widerstand</w:t>
+            </w:r>
+          </w:p>
+        </w:tc>
+        <w:tc>
+          <w:tcPr>
+            <w:tcW w:type="dxa" w:w="3249"/>
+          </w:tcPr>
+          <w:p>
+            <w:pPr>
+              <w:spacing w:after="0"/>
+            </w:pPr>
+            <w:r/>
+            <w:r>
+              <w:rPr>
+                <w:sz w:val="20"/>
+              </w:rPr>
+              <w:t>Spannung u(t)</w:t>
+            </w:r>
+          </w:p>
+        </w:tc>
+        <w:tc>
+          <w:tcPr>
+            <w:tcW w:type="dxa" w:w="3249"/>
+          </w:tcPr>
+          <w:p>
+            <w:pPr>
+              <w:spacing w:after="0"/>
+            </w:pPr>
+            <w:r/>
+            <w:r>
+              <w:rPr>
+                <w:sz w:val="20"/>
+              </w:rPr>
+              <w:t>i(t) = u(t)/R</w:t>
+            </w:r>
+          </w:p>
+        </w:tc>
+      </w:tr>
+      <w:tr>
+        <w:trPr>
+          <w:cantSplit/>
+        </w:trPr>
+        <w:tc>
+          <w:tcPr>
+            <w:tcW w:type="dxa" w:w="3249"/>
+          </w:tcPr>
+          <w:p>
+            <w:pPr>
+              <w:spacing w:after="0"/>
+            </w:pPr>
+            <w:r/>
+            <w:r>
+              <w:rPr>
+                <w:sz w:val="20"/>
+              </w:rPr>
+              <w:t>UND-Gatter</w:t>
+            </w:r>
+          </w:p>
+        </w:tc>
+        <w:tc>
+          <w:tcPr>
+            <w:tcW w:type="dxa" w:w="3249"/>
+          </w:tcPr>
+          <w:p>
+            <w:pPr>
+              <w:spacing w:after="0"/>
+            </w:pPr>
+            <w:r/>
+            <w:r>
+              <w:rPr>
+                <w:sz w:val="20"/>
+              </w:rPr>
+              <w:t>A(t), B(t) ∈ {0,1}</w:t>
+            </w:r>
+          </w:p>
+        </w:tc>
+        <w:tc>
+          <w:tcPr>
+            <w:tcW w:type="dxa" w:w="3249"/>
+          </w:tcPr>
+          <w:p>
+            <w:pPr>
+              <w:spacing w:after="0"/>
+            </w:pPr>
+            <w:r/>
+            <w:r>
+              <w:rPr>
+                <w:sz w:val="20"/>
+              </w:rPr>
+              <w:t>Y(t) = A(t) ∧ B(t)</w:t>
+            </w:r>
+          </w:p>
+        </w:tc>
+      </w:tr>
+      <w:tr>
+        <w:trPr>
+          <w:cantSplit/>
+        </w:trPr>
+        <w:tc>
+          <w:tcPr>
+            <w:tcW w:type="dxa" w:w="3249"/>
+          </w:tcPr>
+          <w:p>
+            <w:pPr>
+              <w:spacing w:after="0"/>
+            </w:pPr>
+            <w:r/>
+            <w:r>
+              <w:rPr>
+                <w:sz w:val="20"/>
+              </w:rPr>
+              <w:t>Gewicht</w:t>
+            </w:r>
+          </w:p>
+        </w:tc>
+        <w:tc>
+          <w:tcPr>
+            <w:tcW w:type="dxa" w:w="3249"/>
+          </w:tcPr>
+          <w:p>
+            <w:pPr>
+              <w:spacing w:after="0"/>
+            </w:pPr>
+            <w:r/>
+            <w:r>
+              <w:rPr>
+                <w:sz w:val="20"/>
+              </w:rPr>
+              <w:t>Volumen V(t)</w:t>
+            </w:r>
+          </w:p>
+        </w:tc>
+        <w:tc>
+          <w:tcPr>
+            <w:tcW w:type="dxa" w:w="3249"/>
+          </w:tcPr>
+          <w:p>
+            <w:pPr>
+              <w:spacing w:after="0"/>
+            </w:pPr>
+            <w:r/>
+            <w:r>
+              <w:rPr>
+                <w:sz w:val="20"/>
+              </w:rPr>
+              <w:t>m(t) = ρ·V(t)</w:t>
+            </w:r>
+          </w:p>
+        </w:tc>
+      </w:tr>
+    </w:tbl>
+    <w:p>
+      <w:pPr>
+        <w:spacing w:after="80"/>
+      </w:pPr>
+    </w:p>
+    <w:p>
+      <w:pPr>
+        <w:spacing w:after="80"/>
+      </w:pPr>
+      <w:r>
+        <w:rPr>
+          <w:b/>
+          <w:sz w:val="22"/>
+        </w:rPr>
+        <w:t>Dynamische Systeme</w:t>
+      </w:r>
+      <w:r>
+        <w:rPr>
+          <w:sz w:val="22"/>
+        </w:rPr>
+        <w:t xml:space="preserve"> haben mindestens einen Energiespeicher. Der Ausgang hängt von der Vorgeschichte ab. Beschreibung: Differentialgleichung (zeitkontinuierlich) beziehungsweise Differenzengleichung (zeitdiskret).</w:t>
+      </w:r>
+    </w:p>
+    <w:tbl>
+      <w:tblPr>
+        <w:tblStyle w:val="TableGrid"/>
+        <w:tblW w:type="auto" w:w="0"/>
+        <w:tblLayout w:type="autofit"/>
+        <w:tblLook w:firstColumn="1" w:firstRow="1" w:lastColumn="0" w:lastRow="0" w:noHBand="0" w:noVBand="1" w:val="04A0"/>
+      </w:tblPr>
+      <w:tblGrid>
+        <w:gridCol w:w="3249"/>
+        <w:gridCol w:w="3249"/>
+        <w:gridCol w:w="3249"/>
+      </w:tblGrid>
+      <w:tr>
+        <w:trPr>
+          <w:cantSplit/>
+        </w:trPr>
+        <w:tc>
+          <w:tcPr>
+            <w:tcW w:type="dxa" w:w="3249"/>
+            <w:shd w:val="clear" w:fill="EEF2F7"/>
+          </w:tcPr>
+          <w:p>
+            <w:pPr>
+              <w:spacing w:after="0"/>
+            </w:pPr>
+            <w:r>
+              <w:rPr>
+                <w:b/>
+              </w:rPr>
+            </w:r>
+            <w:r>
+              <w:rPr>
+                <w:b/>
+                <w:sz w:val="20"/>
+              </w:rPr>
               <w:t>Beispiel</w:t>
             </w:r>
           </w:p>
@@ -2405,7 +4535,7 @@
         <w:rPr>
           <w:sz w:val="22"/>
         </w:rPr>
-        <w:t>Die Stabilität wird über das Kugel-Gedankenexperiment veranschaulicht (Kap. 2/56 ff., H2 Abb. 4): Eine Kugel liegt in einer Ruhelage x = 0 und wird um x₀ ausgelenkt.</w:t>
+        <w:t>Die Stabilität wird über das Kugel-Gedankenexperiment veranschaulicht (Kap. 2/59 ff., H2 Abb. 4): Eine Kugel liegt in einer Ruhelage x = 0 und wird um x₀ ausgelenkt.</w:t>
       </w:r>
     </w:p>
     <w:p>
@@ -2498,7 +4628,7 @@
           <w:b/>
           <w:sz w:val="22"/>
         </w:rPr>
-        <w:t>Klausurrelevant (Kap. 2/12).</w:t>
+        <w:t>Klausurrelevant (Kap. 2/13).</w:t>
       </w:r>
       <w:r>
         <w:rPr>
@@ -2528,7 +4658,7 @@
         <w:rPr>
           <w:sz w:val="22"/>
         </w:rPr>
-        <w:t>: dasselbe System lässt sich verschieden zerlegen. Drei Verkettungsarten sind zu unterscheiden (Kap. 2/13–15):</w:t>
+        <w:t>: dasselbe System lässt sich verschieden zerlegen. Drei Verkettungsarten sind zu unterscheiden (Kap. 2/14–16):</w:t>
       </w:r>
     </w:p>
     <w:p>

--- a/output/Lernskript_Automation.docx
+++ b/output/Lernskript_Automation.docx
@@ -159,7 +159,69 @@
         <w:rPr>
           <w:sz w:val="22"/>
         </w:rPr>
-        <w:t>Die folgenden Punkte sind in den Folien handschriftlich als klausurrelevant markiert. Sie bilden die Prioritätenliste beim Lernen.</w:t>
+        <w:t xml:space="preserve">Auf sechzehn Folien steht ein </w:t>
+      </w:r>
+      <w:r>
+        <w:rPr>
+          <w:b/>
+          <w:sz w:val="22"/>
+        </w:rPr>
+        <w:t>handschriftlicher</w:t>
+      </w:r>
+      <w:r>
+        <w:rPr>
+          <w:sz w:val="22"/>
+        </w:rPr>
+        <w:t xml:space="preserve"> Klausurhinweis. Jede Fundstelle ist am gerenderten Bild geprüft; die vollständige Liste mit Wortlaut steht in </w:t>
+      </w:r>
+      <w:r>
+        <w:rPr>
+          <w:rFonts w:ascii="Consolas" w:hAnsi="Consolas"/>
+          <w:sz w:val="22"/>
+        </w:rPr>
+        <w:t>lernskript/klausurmarker.md</w:t>
+      </w:r>
+      <w:r>
+        <w:rPr>
+          <w:sz w:val="22"/>
+        </w:rPr>
+        <w:t>.</w:t>
+      </w:r>
+    </w:p>
+    <w:p>
+      <w:pPr>
+        <w:spacing w:before="120" w:after="120"/>
+        <w:ind w:left="240"/>
+        <w:shd w:val="clear" w:fill="EEF2F7"/>
+        <w:pBdr>
+          <w:left w:val="single" w:sz="18" w:space="6" w:color="1F3B57"/>
+        </w:pBdr>
+      </w:pPr>
+      <w:r>
+        <w:rPr>
+          <w:b/>
+          <w:sz w:val="22"/>
+        </w:rPr>
+        <w:t>Was das ist und was nicht.</w:t>
+      </w:r>
+      <w:r>
+        <w:rPr>
+          <w:sz w:val="22"/>
+        </w:rPr>
+        <w:t xml:space="preserve"> Die Hinweise sind eigene Mitschrift in den Folien, kein offizielles Dokument des Dozenten. Und sie grenzen den Stoff </w:t>
+      </w:r>
+      <w:r>
+        <w:rPr>
+          <w:b/>
+          <w:sz w:val="22"/>
+        </w:rPr>
+        <w:t>nicht ab</w:t>
+      </w:r>
+      <w:r>
+        <w:rPr>
+          <w:sz w:val="22"/>
+        </w:rPr>
+        <w:t>: Sie sagen, wo etwas notiert wurde — nicht, dass alles Übrige nicht drankommt.</w:t>
       </w:r>
     </w:p>
     <w:tbl>
@@ -859,7 +921,20 @@
               <w:rPr>
                 <w:sz w:val="20"/>
               </w:rPr>
-              <w:t>leicht klausurrelevant</w:t>
+              <w:t>„</w:t>
+            </w:r>
+            <w:r>
+              <w:rPr>
+                <w:b/>
+                <w:sz w:val="20"/>
+              </w:rPr>
+              <w:t>Vielleicht</w:t>
+            </w:r>
+            <w:r>
+              <w:rPr>
+                <w:sz w:val="20"/>
+              </w:rPr>
+              <w:t xml:space="preserve"> klausurrelevant“ — ausdrücklich unsicher</w:t>
             </w:r>
           </w:p>
         </w:tc>
@@ -1115,7 +1190,7 @@
         <w:rPr>
           <w:sz w:val="22"/>
         </w:rPr>
-        <w:t xml:space="preserve"> klausurrelevant sind laut Markierung die De Morganschen Gesetze als Herleitung (Kap. 3/17) und die Signalübersicht auf Kap. 2.1/15. De Morgan wird als Werkzeug trotzdem gebraucht — beim Umformen von NAND/NOR und beim Weg von der disjunktiven zur konjunktiven Minimalform.</w:t>
+        <w:t xml:space="preserve"> klausurrelevant sind laut Markierung die De Morganschen Gesetze als Herleitung (Kap. 3/17) und die Signalübersicht auf Kap. 2.1/15 — die einzigen beiden negativen Markierungen. De Morgan wird als Werkzeug trotzdem gebraucht — beim Umformen von NAND/NOR und beim Weg von der disjunktiven zur konjunktiven Minimalform.</w:t>
       </w:r>
     </w:p>
     <w:p>
